--- a/fuentes/13450096_CF01_DI.docx
+++ b/fuentes/13450096_CF01_DI.docx
@@ -3060,6 +3060,26 @@
         </w:rPr>
         <w:lastRenderedPageBreak/>
         <w:t>que pueden relacionarse con las necesidades de atención y la utilización de los servicios y tecnologías en salud.</w:t>
+      </w:r>
+      <w:r>
+        <w:rPr>
+          <w:rFonts w:eastAsia="Calibri"/>
+          <w:bCs/>
+          <w:sz w:val="20"/>
+          <w:szCs w:val="20"/>
+          <w:lang w:eastAsia="en-US"/>
+        </w:rPr>
+        <w:t xml:space="preserve"> </w:t>
+      </w:r>
+      <w:r>
+        <w:rPr>
+          <w:rFonts w:eastAsia="Calibri"/>
+          <w:bCs/>
+          <w:sz w:val="20"/>
+          <w:szCs w:val="20"/>
+          <w:lang w:eastAsia="en-US"/>
+        </w:rPr>
+        <w:t>Entre estos aspectos se encuentran los siguientes:</w:t>
       </w:r>
     </w:p>
     <w:p>
@@ -4173,7 +4193,7 @@
           <w:szCs w:val="20"/>
           <w:lang w:eastAsia="en-US"/>
         </w:rPr>
-        <w:t>proyectados en la nota técnica.</w:t>
+        <w:t>proyectados en la nota técnica:</w:t>
       </w:r>
     </w:p>
     <w:p>
@@ -4249,13 +4269,58 @@
       <w:r>
         <w:rPr>
           <w:rFonts w:eastAsia="Calibri"/>
+          <w:bCs/>
+          <w:sz w:val="20"/>
+          <w:szCs w:val="20"/>
+          <w:lang w:eastAsia="en-US"/>
+        </w:rPr>
+        <w:lastRenderedPageBreak/>
+        <w:t>La siguiente tabla sintetiza las principales diferencias entre ambos conceptos, considerando su alcance, los criterios para su delimitación y su relación con la proyección de los s</w:t>
+      </w:r>
+      <w:r>
+        <w:rPr>
+          <w:rFonts w:eastAsia="Calibri"/>
+          <w:bCs/>
+          <w:sz w:val="20"/>
+          <w:szCs w:val="20"/>
+          <w:lang w:eastAsia="en-US"/>
+        </w:rPr>
+        <w:t>ervicios y tecnologías en salud:</w:t>
+      </w:r>
+    </w:p>
+    <w:p>
+      <w:pPr>
+        <w:pStyle w:val="Normal0"/>
+        <w:rPr>
+          <w:rFonts w:eastAsia="Calibri"/>
           <w:b/>
           <w:bCs/>
           <w:sz w:val="20"/>
           <w:szCs w:val="20"/>
           <w:lang w:eastAsia="en-US"/>
         </w:rPr>
-        <w:lastRenderedPageBreak/>
+      </w:pPr>
+    </w:p>
+    <w:p>
+      <w:pPr>
+        <w:pStyle w:val="Normal0"/>
+        <w:rPr>
+          <w:rFonts w:eastAsia="Calibri"/>
+          <w:bCs/>
+          <w:sz w:val="20"/>
+          <w:szCs w:val="20"/>
+          <w:lang w:eastAsia="en-US"/>
+        </w:rPr>
+      </w:pPr>
+      <w:r>
+        <w:rPr>
+          <w:rFonts w:eastAsia="Calibri"/>
+          <w:b/>
+          <w:bCs/>
+          <w:sz w:val="20"/>
+          <w:szCs w:val="20"/>
+          <w:lang w:eastAsia="en-US"/>
+        </w:rPr>
         <w:t>Tabla 3.</w:t>
       </w:r>
       <w:r>
@@ -5129,7 +5194,17 @@
           <w:szCs w:val="20"/>
           <w:lang w:eastAsia="en-US"/>
         </w:rPr>
-        <w:t>Entre los parámetros considerados se encuentran la incidencia, la prevalencia y la tasa de uso, cuya selección depende de las características de la población y del servicio o tecnología que se pretenda analizar.</w:t>
+        <w:t>Entre los parámetros considerados se encuentran la incidencia, la prevalencia y la tasa de uso, cuya selección depende de las características de la población y del servicio o tecn</w:t>
+      </w:r>
+      <w:r>
+        <w:rPr>
+          <w:rFonts w:eastAsia="Calibri"/>
+          <w:bCs/>
+          <w:sz w:val="20"/>
+          <w:szCs w:val="20"/>
+          <w:lang w:eastAsia="en-US"/>
+        </w:rPr>
+        <w:t>ología que se pretenda analizar:</w:t>
       </w:r>
     </w:p>
     <w:p>
@@ -5176,9 +5251,8 @@
           <w:szCs w:val="20"/>
           <w:lang w:val="en-US" w:eastAsia="en-US"/>
         </w:rPr>
-        <w:lastRenderedPageBreak/>
         <w:drawing>
-          <wp:inline distT="0" distB="0" distL="0" distR="0" wp14:anchorId="02D3CED2" wp14:editId="231BE049">
+          <wp:inline distT="0" distB="0" distL="0" distR="0" wp14:anchorId="02D3CED2" wp14:editId="2DFE6EFA">
             <wp:extent cx="6315075" cy="4972050"/>
             <wp:effectExtent l="0" t="0" r="0" b="0"/>
             <wp:docPr id="4" name="Diagrama 4"/>
@@ -5447,6 +5521,30 @@
     <w:p>
       <w:pPr>
         <w:pStyle w:val="Normal0"/>
+        <w:rPr>
+          <w:rFonts w:eastAsia="Calibri"/>
+          <w:bCs/>
+          <w:sz w:val="20"/>
+          <w:szCs w:val="20"/>
+          <w:lang w:eastAsia="en-US"/>
+        </w:rPr>
+      </w:pPr>
+    </w:p>
+    <w:p>
+      <w:pPr>
+        <w:pStyle w:val="Normal0"/>
+        <w:rPr>
+          <w:rFonts w:eastAsia="Calibri"/>
+          <w:bCs/>
+          <w:sz w:val="20"/>
+          <w:szCs w:val="20"/>
+          <w:lang w:eastAsia="en-US"/>
+        </w:rPr>
+      </w:pPr>
+    </w:p>
+    <w:p>
+      <w:pPr>
+        <w:pStyle w:val="Normal0"/>
         <w:numPr>
           <w:ilvl w:val="1"/>
           <w:numId w:val="27"/>
@@ -5469,6 +5567,7 @@
           <w:szCs w:val="20"/>
           <w:lang w:eastAsia="en-US"/>
         </w:rPr>
+        <w:lastRenderedPageBreak/>
         <w:t>Identificación y codificación de servicios y tecnologías</w:t>
       </w:r>
     </w:p>
@@ -5503,18 +5602,7 @@
           <w:szCs w:val="20"/>
           <w:lang w:eastAsia="en-US"/>
         </w:rPr>
-        <w:t xml:space="preserve">Una vez caracterizada la población, identificadas sus necesidades y determinada la población susceptible, es necesario establecer con precisión los servicios y tecnologías que serán considerados en el acuerdo de </w:t>
-      </w:r>
-      <w:r>
-        <w:rPr>
-          <w:rFonts w:eastAsia="Calibri"/>
-          <w:bCs/>
-          <w:sz w:val="20"/>
-          <w:szCs w:val="20"/>
-          <w:lang w:eastAsia="en-US"/>
-        </w:rPr>
-        <w:lastRenderedPageBreak/>
-        <w:t>voluntades. Para ello, estos deben identificarse mediante los códigos correspondientes a las tablas de referencia estandarizadas señaladas en el documento de Lineamientos de la Nota Técnica.</w:t>
+        <w:t>Una vez caracterizada la población, identificadas sus necesidades y determinada la población susceptible, es necesario establecer con precisión los servicios y tecnologías que serán considerados en el acuerdo de voluntades. Para ello, estos deben identificarse mediante los códigos correspondientes a las tablas de referencia estandarizadas señaladas en el documento de Lineamientos de la Nota Técnica.</w:t>
       </w:r>
     </w:p>
     <w:p>
@@ -6179,41 +6267,7 @@
           <w:szCs w:val="20"/>
           <w:lang w:eastAsia="en-US"/>
         </w:rPr>
-        <w:t>La construcción de una nota técnica requiere información que permita sustentar las estimaciones relacionadas con la población, las necesidades de atención, la utilización de los servicios y tecnologías en salud y las condiciones en las que se desarrolla la prestación. Por esta razón, el análisis de información constituye una etapa fundamental para transformar los datos disponibles en insumos que permitan realizar proyecciones acordes con las características de la población objeto.</w:t>
-      </w:r>
-    </w:p>
-    <w:p>
-      <w:pPr>
-        <w:pStyle w:val="Normal0"/>
-        <w:rPr>
-          <w:rFonts w:eastAsia="Calibri"/>
-          <w:bCs/>
-          <w:sz w:val="20"/>
-          <w:szCs w:val="20"/>
-          <w:lang w:eastAsia="en-US"/>
-        </w:rPr>
-      </w:pPr>
-    </w:p>
-    <w:p>
-      <w:pPr>
-        <w:pStyle w:val="Normal0"/>
-        <w:rPr>
-          <w:rFonts w:eastAsia="Calibri"/>
-          <w:bCs/>
-          <w:sz w:val="20"/>
-          <w:szCs w:val="20"/>
-          <w:lang w:eastAsia="en-US"/>
-        </w:rPr>
-      </w:pPr>
-      <w:r>
-        <w:rPr>
-          <w:rFonts w:eastAsia="Calibri"/>
-          <w:bCs/>
-          <w:sz w:val="20"/>
-          <w:szCs w:val="20"/>
-          <w:lang w:eastAsia="en-US"/>
-        </w:rPr>
-        <w:t xml:space="preserve">Las fuentes de información del sector salud aportan datos desde diferentes perspectivas. Algunas permiten identificar la población y sus condiciones de afiliación; otras contienen información sobre las atenciones </w:t>
+        <w:t xml:space="preserve">La construcción de una nota técnica requiere información que permita sustentar las estimaciones relacionadas con la población, las necesidades de atención, la utilización de los servicios y tecnologías en salud y las condiciones en las que se desarrolla la prestación. Por esta razón, el análisis de información constituye una </w:t>
       </w:r>
       <w:r>
         <w:rPr>
@@ -6224,7 +6278,41 @@
           <w:lang w:eastAsia="en-US"/>
         </w:rPr>
         <w:lastRenderedPageBreak/>
-        <w:t>efectivamente realizadas, los eventos de interés en salud pública, las condiciones de salud o el comportamiento de determinadas enfermedades y grupos de riesgo. La integración de estas fuentes permite obtener una visión más completa de la población y reducir el riesgo de realizar estimaciones a partir de una única fuente de información.</w:t>
+        <w:t>etapa fundamental para transformar los datos disponibles en insumos que permitan realizar proyecciones acordes con las características de la población objeto.</w:t>
+      </w:r>
+    </w:p>
+    <w:p>
+      <w:pPr>
+        <w:pStyle w:val="Normal0"/>
+        <w:rPr>
+          <w:rFonts w:eastAsia="Calibri"/>
+          <w:bCs/>
+          <w:sz w:val="20"/>
+          <w:szCs w:val="20"/>
+          <w:lang w:eastAsia="en-US"/>
+        </w:rPr>
+      </w:pPr>
+    </w:p>
+    <w:p>
+      <w:pPr>
+        <w:pStyle w:val="Normal0"/>
+        <w:rPr>
+          <w:rFonts w:eastAsia="Calibri"/>
+          <w:bCs/>
+          <w:sz w:val="20"/>
+          <w:szCs w:val="20"/>
+          <w:lang w:eastAsia="en-US"/>
+        </w:rPr>
+      </w:pPr>
+      <w:r>
+        <w:rPr>
+          <w:rFonts w:eastAsia="Calibri"/>
+          <w:bCs/>
+          <w:sz w:val="20"/>
+          <w:szCs w:val="20"/>
+          <w:lang w:eastAsia="en-US"/>
+        </w:rPr>
+        <w:t>Las fuentes de información del sector salud aportan datos desde diferentes perspectivas. Algunas permiten identificar la población y sus condiciones de afiliación; otras contienen información sobre las atenciones efectivamente realizadas, los eventos de interés en salud pública, las condiciones de salud o el comportamiento de determinadas enfermedades y grupos de riesgo. La integración de estas fuentes permite obtener una visión más completa de la población y reducir el riesgo de realizar estimaciones a partir de una única fuente de información.</w:t>
       </w:r>
     </w:p>
     <w:p>
@@ -6400,7 +6488,71 @@
           <w:szCs w:val="20"/>
           <w:lang w:eastAsia="en-US"/>
         </w:rPr>
-        <w:t>Entre las principales fuentes se encuentran el Sistema Integrado de Información de la Protección Social (SISPRO), el Registro Individual de Prestación de Servicios de Salud (RIPS), la Base de Datos Única de Afiliados (BDUA), el Sistema de Vigilancia en Salud Pública (SIVIGILA), la Cuenta de Alto Costo (CAC) y la información relacionada con la caracterización poblacional y el Análisis de Situación de Salud (ASIS).</w:t>
+        <w:t xml:space="preserve">Entre las principales fuentes se encuentran el Sistema Integrado de Información de la Protección Social (SISPRO), el Registro Individual de Prestación de Servicios de Salud (RIPS), la Base de Datos Única de Afiliados (BDUA), el Sistema de </w:t>
+      </w:r>
+      <w:r>
+        <w:rPr>
+          <w:rFonts w:eastAsia="Calibri"/>
+          <w:bCs/>
+          <w:sz w:val="20"/>
+          <w:szCs w:val="20"/>
+          <w:lang w:eastAsia="en-US"/>
+        </w:rPr>
+        <w:t xml:space="preserve">Nacional de </w:t>
+      </w:r>
+      <w:r>
+        <w:rPr>
+          <w:rFonts w:eastAsia="Calibri"/>
+          <w:bCs/>
+          <w:sz w:val="20"/>
+          <w:szCs w:val="20"/>
+          <w:lang w:eastAsia="en-US"/>
+        </w:rPr>
+        <w:t>Vigilancia en Salud Pública (SIVIGILA), la Cuenta de Alto Costo (CAC) y la información relacionada con la caracterización poblacional y el Análisis de Situación de Salud (ASIS).</w:t>
+      </w:r>
+    </w:p>
+    <w:p>
+      <w:pPr>
+        <w:pStyle w:val="Normal0"/>
+        <w:rPr>
+          <w:rFonts w:eastAsia="Calibri"/>
+          <w:bCs/>
+          <w:sz w:val="20"/>
+          <w:szCs w:val="20"/>
+          <w:lang w:eastAsia="en-US"/>
+        </w:rPr>
+      </w:pPr>
+    </w:p>
+    <w:p>
+      <w:pPr>
+        <w:pStyle w:val="Normal0"/>
+        <w:rPr>
+          <w:rFonts w:eastAsia="Calibri"/>
+          <w:bCs/>
+          <w:sz w:val="20"/>
+          <w:szCs w:val="20"/>
+          <w:lang w:eastAsia="en-US"/>
+        </w:rPr>
+      </w:pPr>
+      <w:r>
+        <w:rPr>
+          <w:rFonts w:eastAsia="Calibri"/>
+          <w:bCs/>
+          <w:sz w:val="20"/>
+          <w:szCs w:val="20"/>
+          <w:lang w:eastAsia="en-US"/>
+        </w:rPr>
+        <w:t xml:space="preserve">Cada fuente aporta información específica que contribuye a la caracterización de la población y al análisis de las necesidades, las condiciones de salud y la utilización de los servicios. A continuación, se describen sus principales aportes y su utilidad en la </w:t>
+      </w:r>
+      <w:r>
+        <w:rPr>
+          <w:rFonts w:eastAsia="Calibri"/>
+          <w:bCs/>
+          <w:sz w:val="20"/>
+          <w:szCs w:val="20"/>
+          <w:lang w:eastAsia="en-US"/>
+        </w:rPr>
+        <w:t>construcción de la nota técnica:</w:t>
       </w:r>
     </w:p>
     <w:p>
@@ -6480,7 +6632,27 @@
           <w:szCs w:val="20"/>
           <w:lang w:eastAsia="en-US"/>
         </w:rPr>
-        <w:t xml:space="preserve"> Para mayor información acceder a: </w:t>
+        <w:t xml:space="preserve"> </w:t>
+      </w:r>
+      <w:r>
+        <w:rPr>
+          <w:rFonts w:eastAsia="Calibri"/>
+          <w:bCs/>
+          <w:sz w:val="20"/>
+          <w:szCs w:val="20"/>
+          <w:lang w:eastAsia="en-US"/>
+        </w:rPr>
+        <w:t>Para mayor información, consultar</w:t>
+      </w:r>
+      <w:r>
+        <w:rPr>
+          <w:rFonts w:eastAsia="Calibri"/>
+          <w:bCs/>
+          <w:sz w:val="20"/>
+          <w:szCs w:val="20"/>
+          <w:lang w:eastAsia="en-US"/>
+        </w:rPr>
+        <w:t xml:space="preserve">: </w:t>
       </w:r>
       <w:hyperlink r:id="rId27" w:history="1">
         <w:r>
@@ -6583,17 +6755,17 @@
           <w:szCs w:val="20"/>
           <w:lang w:eastAsia="en-US"/>
         </w:rPr>
-        <w:t>Para mayor información acceder a:</w:t>
-      </w:r>
-      <w:r>
-        <w:rPr>
-          <w:rFonts w:eastAsia="Calibri"/>
-          <w:bCs/>
-          <w:sz w:val="20"/>
-          <w:szCs w:val="20"/>
-          <w:lang w:eastAsia="en-US"/>
-        </w:rPr>
-        <w:t xml:space="preserve"> </w:t>
+        <w:t>Para mayor información, consultar</w:t>
+      </w:r>
+      <w:r>
+        <w:rPr>
+          <w:rFonts w:eastAsia="Calibri"/>
+          <w:bCs/>
+          <w:sz w:val="20"/>
+          <w:szCs w:val="20"/>
+          <w:lang w:eastAsia="en-US"/>
+        </w:rPr>
+        <w:t xml:space="preserve">: </w:t>
       </w:r>
       <w:hyperlink r:id="rId28" w:history="1">
         <w:r>
@@ -6655,6 +6827,7 @@
           <w:szCs w:val="20"/>
           <w:lang w:eastAsia="en-US"/>
         </w:rPr>
+        <w:lastRenderedPageBreak/>
         <w:t>Base de Datos Única de Afiliados (BDUA)</w:t>
       </w:r>
       <w:r>
@@ -6696,27 +6869,27 @@
           <w:szCs w:val="20"/>
           <w:lang w:eastAsia="en-US"/>
         </w:rPr>
-        <w:t xml:space="preserve"> </w:t>
-      </w:r>
-      <w:r>
-        <w:rPr>
-          <w:rFonts w:eastAsia="Calibri"/>
-          <w:bCs/>
-          <w:sz w:val="20"/>
-          <w:szCs w:val="20"/>
-          <w:lang w:eastAsia="en-US"/>
-        </w:rPr>
-        <w:t>Para mayor información acceder a:</w:t>
-      </w:r>
-      <w:r>
-        <w:rPr>
-          <w:rFonts w:eastAsia="Calibri"/>
-          <w:bCs/>
-          <w:sz w:val="20"/>
-          <w:szCs w:val="20"/>
-          <w:lang w:eastAsia="en-US"/>
-        </w:rPr>
-        <w:t xml:space="preserve"> </w:t>
+        <w:t xml:space="preserve"> Para mayor información</w:t>
+      </w:r>
+      <w:r>
+        <w:rPr>
+          <w:rFonts w:eastAsia="Calibri"/>
+          <w:bCs/>
+          <w:sz w:val="20"/>
+          <w:szCs w:val="20"/>
+          <w:lang w:eastAsia="en-US"/>
+        </w:rPr>
+        <w:t>, consultar</w:t>
+      </w:r>
+      <w:r>
+        <w:rPr>
+          <w:rFonts w:eastAsia="Calibri"/>
+          <w:bCs/>
+          <w:sz w:val="20"/>
+          <w:szCs w:val="20"/>
+          <w:lang w:eastAsia="en-US"/>
+        </w:rPr>
+        <w:t xml:space="preserve">: </w:t>
       </w:r>
       <w:hyperlink r:id="rId29" w:history="1">
         <w:r>
@@ -6778,7 +6951,7 @@
           <w:szCs w:val="20"/>
           <w:lang w:eastAsia="en-US"/>
         </w:rPr>
-        <w:t>Sistema de Vigilancia en Salud Pública (SIVIGILA)</w:t>
+        <w:t xml:space="preserve">Sistema de </w:t>
       </w:r>
       <w:r>
         <w:rPr>
@@ -6789,6 +6962,28 @@
           <w:szCs w:val="20"/>
           <w:lang w:eastAsia="en-US"/>
         </w:rPr>
+        <w:t xml:space="preserve">Nacional de </w:t>
+      </w:r>
+      <w:r>
+        <w:rPr>
+          <w:rFonts w:eastAsia="Calibri"/>
+          <w:b/>
+          <w:bCs/>
+          <w:sz w:val="20"/>
+          <w:szCs w:val="20"/>
+          <w:lang w:eastAsia="en-US"/>
+        </w:rPr>
+        <w:t>Vigilancia en Salud Pública (SIVIGILA)</w:t>
+      </w:r>
+      <w:r>
+        <w:rPr>
+          <w:rFonts w:eastAsia="Calibri"/>
+          <w:b/>
+          <w:bCs/>
+          <w:sz w:val="20"/>
+          <w:szCs w:val="20"/>
+          <w:lang w:eastAsia="en-US"/>
+        </w:rPr>
         <w:t>:</w:t>
       </w:r>
       <w:r>
@@ -6799,18 +6994,7 @@
           <w:szCs w:val="20"/>
           <w:lang w:eastAsia="en-US"/>
         </w:rPr>
-        <w:t xml:space="preserve"> proporciona información sobre eventos de interés en salud pública que son objeto de vigilancia. Estos datos pueden contribuir al análisis de las condiciones epidemiológicas de una población y a la identificación de situaciones que deben </w:t>
-      </w:r>
-      <w:r>
-        <w:rPr>
-          <w:rFonts w:eastAsia="Calibri"/>
-          <w:bCs/>
-          <w:sz w:val="20"/>
-          <w:szCs w:val="20"/>
-          <w:lang w:eastAsia="en-US"/>
-        </w:rPr>
-        <w:lastRenderedPageBreak/>
-        <w:t>considerarse en la proyección de servicios y tecnologías en salud.</w:t>
+        <w:t xml:space="preserve"> proporciona información sobre eventos de interés en salud pública que son objeto de vigilancia. Estos datos pueden contribuir al análisis de las condiciones epidemiológicas de una población y a la identificación de situaciones que deben considerarse en la proyección de servicios y tecnologías en salud.</w:t>
       </w:r>
       <w:r>
         <w:rPr>
@@ -6830,17 +7014,17 @@
           <w:szCs w:val="20"/>
           <w:lang w:eastAsia="en-US"/>
         </w:rPr>
-        <w:t>Para mayor información acceder a:</w:t>
-      </w:r>
-      <w:r>
-        <w:rPr>
-          <w:rFonts w:eastAsia="Calibri"/>
-          <w:bCs/>
-          <w:sz w:val="20"/>
-          <w:szCs w:val="20"/>
-          <w:lang w:eastAsia="en-US"/>
-        </w:rPr>
-        <w:t xml:space="preserve"> </w:t>
+        <w:t>Para mayor información, consultar</w:t>
+      </w:r>
+      <w:r>
+        <w:rPr>
+          <w:rFonts w:eastAsia="Calibri"/>
+          <w:bCs/>
+          <w:sz w:val="20"/>
+          <w:szCs w:val="20"/>
+          <w:lang w:eastAsia="en-US"/>
+        </w:rPr>
+        <w:t xml:space="preserve">: </w:t>
       </w:r>
       <w:hyperlink r:id="rId30" w:history="1">
         <w:r>
@@ -6943,17 +7127,17 @@
           <w:szCs w:val="20"/>
           <w:lang w:eastAsia="en-US"/>
         </w:rPr>
-        <w:t>Para mayor información acceder a:</w:t>
-      </w:r>
-      <w:r>
-        <w:rPr>
-          <w:rFonts w:eastAsia="Calibri"/>
-          <w:bCs/>
-          <w:sz w:val="20"/>
-          <w:szCs w:val="20"/>
-          <w:lang w:eastAsia="en-US"/>
-        </w:rPr>
-        <w:t xml:space="preserve"> </w:t>
+        <w:t>Para mayor información, consultar</w:t>
+      </w:r>
+      <w:r>
+        <w:rPr>
+          <w:rFonts w:eastAsia="Calibri"/>
+          <w:bCs/>
+          <w:sz w:val="20"/>
+          <w:szCs w:val="20"/>
+          <w:lang w:eastAsia="en-US"/>
+        </w:rPr>
+        <w:t xml:space="preserve">: </w:t>
       </w:r>
       <w:hyperlink r:id="rId31" w:history="1">
         <w:r>
@@ -7067,17 +7251,17 @@
           <w:szCs w:val="20"/>
           <w:lang w:eastAsia="en-US"/>
         </w:rPr>
-        <w:t>Para mayor información acceder a:</w:t>
-      </w:r>
-      <w:r>
-        <w:rPr>
-          <w:rFonts w:eastAsia="Calibri"/>
-          <w:bCs/>
-          <w:sz w:val="20"/>
-          <w:szCs w:val="20"/>
-          <w:lang w:eastAsia="en-US"/>
-        </w:rPr>
-        <w:t xml:space="preserve"> </w:t>
+        <w:t>Para mayor información, consultar</w:t>
+      </w:r>
+      <w:r>
+        <w:rPr>
+          <w:rFonts w:eastAsia="Calibri"/>
+          <w:bCs/>
+          <w:sz w:val="20"/>
+          <w:szCs w:val="20"/>
+          <w:lang w:eastAsia="en-US"/>
+        </w:rPr>
+        <w:t xml:space="preserve">: </w:t>
       </w:r>
       <w:hyperlink r:id="rId32" w:history="1">
         <w:r>
@@ -7169,6 +7353,36 @@
           <w:lang w:eastAsia="en-US"/>
         </w:rPr>
         <w:t>Por esta razón, la construcción de la nota técnica requiere analizar la información de manera articulada, considerando la población objeto, el periodo de análisis, las características del territorio y el propósito del acuerdo de voluntades. La integración de las fuentes proporciona elementos para sustentar las estimaciones de utilización y las proyecciones de los servicios y tecnologías en salud.</w:t>
+      </w:r>
+      <w:r>
+        <w:rPr>
+          <w:rFonts w:eastAsia="Calibri"/>
+          <w:bCs/>
+          <w:sz w:val="20"/>
+          <w:szCs w:val="20"/>
+          <w:lang w:eastAsia="en-US"/>
+        </w:rPr>
+        <w:t xml:space="preserve"> </w:t>
+      </w:r>
+      <w:r>
+        <w:rPr>
+          <w:rFonts w:eastAsia="Calibri"/>
+          <w:bCs/>
+          <w:sz w:val="20"/>
+          <w:szCs w:val="20"/>
+          <w:lang w:eastAsia="en-US"/>
+        </w:rPr>
+        <w:t>La siguiente tabla sintetiza las principales fuentes de información, los datos que aporta</w:t>
+      </w:r>
+      <w:r>
+        <w:rPr>
+          <w:rFonts w:eastAsia="Calibri"/>
+          <w:bCs/>
+          <w:sz w:val="20"/>
+          <w:szCs w:val="20"/>
+          <w:lang w:eastAsia="en-US"/>
+        </w:rPr>
+        <w:t>n y su utilidad en este proceso:</w:t>
       </w:r>
     </w:p>
     <w:p>
@@ -7593,6 +7807,7 @@
                 <w:sz w:val="20"/>
                 <w:szCs w:val="20"/>
               </w:rPr>
+              <w:lastRenderedPageBreak/>
               <w:t>SIVIGILA</w:t>
             </w:r>
           </w:p>
@@ -7886,7 +8101,6 @@
           <w:szCs w:val="20"/>
           <w:lang w:eastAsia="en-US"/>
         </w:rPr>
-        <w:lastRenderedPageBreak/>
         <w:t>Frecuencia de uso de servicios y tecnologías</w:t>
       </w:r>
     </w:p>
@@ -8025,9 +8239,9 @@
           <w:lang w:val="en-US" w:eastAsia="en-US"/>
         </w:rPr>
         <w:drawing>
-          <wp:inline distT="0" distB="0" distL="0" distR="0" wp14:anchorId="1C372618" wp14:editId="19D81D16">
-            <wp:extent cx="6296025" cy="5029200"/>
-            <wp:effectExtent l="0" t="0" r="9525" b="0"/>
+          <wp:inline distT="0" distB="0" distL="0" distR="0" wp14:anchorId="1C372618" wp14:editId="5958157B">
+            <wp:extent cx="6296025" cy="3888188"/>
+            <wp:effectExtent l="0" t="0" r="0" b="0"/>
             <wp:docPr id="7" name="Diagrama 7"/>
             <wp:cNvGraphicFramePr/>
             <a:graphic xmlns:a="http://schemas.openxmlformats.org/drawingml/2006/main">
@@ -8070,18 +8284,7 @@
           <w:szCs w:val="20"/>
           <w:lang w:eastAsia="en-US"/>
         </w:rPr>
-        <w:t xml:space="preserve">Las frecuencias no necesariamente son iguales para toda la población. Cuando un mismo servicio o tecnología presenta comportamientos diferentes entre grupos poblacionales, es necesario analizar nuevamente las características de estos grupos y establecer los ponderadores correspondientes. Por esta razón, en algunos </w:t>
-      </w:r>
-      <w:r>
-        <w:rPr>
-          <w:rFonts w:eastAsia="Calibri"/>
-          <w:bCs/>
-          <w:sz w:val="20"/>
-          <w:szCs w:val="20"/>
-          <w:lang w:eastAsia="en-US"/>
-        </w:rPr>
-        <w:lastRenderedPageBreak/>
-        <w:t>casos resulta necesario dividir la población inicialmente definida en grupos que presenten características o condiciones operativas diferenciadas.</w:t>
+        <w:t>Las frecuencias no necesariamente son iguales para toda la población. Cuando un mismo servicio o tecnología presenta comportamientos diferentes entre grupos poblacionales, es necesario analizar nuevamente las características de estos grupos y establecer los ponderadores correspondientes. Por esta razón, en algunos casos resulta necesario dividir la población inicialmente definida en grupos que presenten características o condiciones operativas diferenciadas.</w:t>
       </w:r>
     </w:p>
     <w:p>
@@ -8445,6 +8648,7 @@
           <w:szCs w:val="20"/>
           <w:lang w:eastAsia="en-US"/>
         </w:rPr>
+        <w:lastRenderedPageBreak/>
         <w:t>Por esta razón, el análisis debe considerar tanto la oferta disponible como el comportamiento de la demanda. La relación entre ambas puede variar según las características de la población, el territorio, las condiciones epidemiológicas y las posibilidades de acceso a los servicios.</w:t>
       </w:r>
     </w:p>
@@ -8479,7 +8683,6 @@
           <w:szCs w:val="20"/>
           <w:lang w:eastAsia="en-US"/>
         </w:rPr>
-        <w:lastRenderedPageBreak/>
         <w:t>El análisis de la oferta y la demanda no debe limitarse a una observación puntual. El comportamiento registrado durante diferentes periodos permite identificar tendencias y variaciones relevantes para las proyecciones de la nota técnica. Para este análisis pueden considerarse los siguientes aspectos:</w:t>
       </w:r>
     </w:p>
@@ -9092,32 +9295,8 @@
           <w:szCs w:val="20"/>
           <w:lang w:eastAsia="en-US"/>
         </w:rPr>
-        <w:t xml:space="preserve"> corresponden a la documentación clínica y administrativa que permite acreditar la prestación de un servicio o tecnología en salud. Entre estos pueden encontrarse la historia clínica, la orden médica, el Registro Individual de Prestación de Servicios de Salud (RIPS) asociado y los documentos relacionados con la facturación electrónica en salud.</w:t>
-      </w:r>
-    </w:p>
-    <w:p>
-      <w:pPr>
-        <w:pStyle w:val="Normal0"/>
-        <w:rPr>
-          <w:rFonts w:eastAsia="Calibri"/>
-          <w:bCs/>
-          <w:sz w:val="20"/>
-          <w:szCs w:val="20"/>
-          <w:lang w:eastAsia="en-US"/>
-        </w:rPr>
-      </w:pPr>
-    </w:p>
-    <w:p>
-      <w:pPr>
-        <w:pStyle w:val="Normal0"/>
-        <w:rPr>
-          <w:rFonts w:eastAsia="Calibri"/>
-          <w:bCs/>
-          <w:sz w:val="20"/>
-          <w:szCs w:val="20"/>
-          <w:lang w:eastAsia="en-US"/>
-        </w:rPr>
-      </w:pPr>
+        <w:t xml:space="preserve"> corresponden a la documentación clínica y administrativa que permite acreditar la prestación de un servicio o tecnología en salud. Entre estos pueden encontrarse la historia clínica, la orden </w:t>
+      </w:r>
       <w:r>
         <w:rPr>
           <w:rFonts w:eastAsia="Calibri"/>
@@ -9127,6 +9306,40 @@
           <w:lang w:eastAsia="en-US"/>
         </w:rPr>
         <w:lastRenderedPageBreak/>
+        <w:t>médica, el Registro Individual de Prestación de Servicios de Salud (RIPS) asociado y los documentos relacionados con la facturación electrónica en salud.</w:t>
+      </w:r>
+    </w:p>
+    <w:p>
+      <w:pPr>
+        <w:pStyle w:val="Normal0"/>
+        <w:rPr>
+          <w:rFonts w:eastAsia="Calibri"/>
+          <w:bCs/>
+          <w:sz w:val="20"/>
+          <w:szCs w:val="20"/>
+          <w:lang w:eastAsia="en-US"/>
+        </w:rPr>
+      </w:pPr>
+    </w:p>
+    <w:p>
+      <w:pPr>
+        <w:pStyle w:val="Normal0"/>
+        <w:rPr>
+          <w:rFonts w:eastAsia="Calibri"/>
+          <w:bCs/>
+          <w:sz w:val="20"/>
+          <w:szCs w:val="20"/>
+          <w:lang w:eastAsia="en-US"/>
+        </w:rPr>
+      </w:pPr>
+      <w:r>
+        <w:rPr>
+          <w:rFonts w:eastAsia="Calibri"/>
+          <w:bCs/>
+          <w:sz w:val="20"/>
+          <w:szCs w:val="20"/>
+          <w:lang w:eastAsia="en-US"/>
+        </w:rPr>
         <w:t>La validación de estos soportes permite comprobar que la información utilizada para analizar las frecuencias de uso corresponde a servicios efectivamente prestados y que los registros guardan relación con la población objeto y con los servicios analizados. Para este proceso pueden considerarse los siguientes aspectos:</w:t>
       </w:r>
     </w:p>
@@ -9805,32 +10018,8 @@
           <w:szCs w:val="20"/>
           <w:lang w:eastAsia="en-US"/>
         </w:rPr>
-        <w:t>En este contexto, la contratación en salud se relaciona con aspectos normativos, administrativos, técnicos y financieros que deben considerarse al establecer las condiciones del acuerdo. Entre ellos se encuentran las modalidades de pago, la identificación de los servicios y tecnologías, las condiciones de prestación, los mecanismos de seguimiento y la información que sustenta las estimaciones realizadas.</w:t>
-      </w:r>
-    </w:p>
-    <w:p>
-      <w:pPr>
-        <w:pStyle w:val="Normal0"/>
-        <w:rPr>
-          <w:rFonts w:eastAsia="Calibri"/>
-          <w:bCs/>
-          <w:sz w:val="20"/>
-          <w:szCs w:val="20"/>
-          <w:lang w:eastAsia="en-US"/>
-        </w:rPr>
-      </w:pPr>
-    </w:p>
-    <w:p>
-      <w:pPr>
-        <w:pStyle w:val="Normal0"/>
-        <w:rPr>
-          <w:rFonts w:eastAsia="Calibri"/>
-          <w:bCs/>
-          <w:sz w:val="20"/>
-          <w:szCs w:val="20"/>
-          <w:lang w:eastAsia="en-US"/>
-        </w:rPr>
-      </w:pPr>
+        <w:t xml:space="preserve">En este contexto, la contratación en salud se relaciona con aspectos normativos, administrativos, técnicos y financieros que deben considerarse al establecer las condiciones del acuerdo. Entre ellos se encuentran las </w:t>
+      </w:r>
       <w:r>
         <w:rPr>
           <w:rFonts w:eastAsia="Calibri"/>
@@ -9840,6 +10029,40 @@
           <w:lang w:eastAsia="en-US"/>
         </w:rPr>
         <w:lastRenderedPageBreak/>
+        <w:t>modalidades de pago, la identificación de los servicios y tecnologías, las condiciones de prestación, los mecanismos de seguimiento y la información que sustenta las estimaciones realizadas.</w:t>
+      </w:r>
+    </w:p>
+    <w:p>
+      <w:pPr>
+        <w:pStyle w:val="Normal0"/>
+        <w:rPr>
+          <w:rFonts w:eastAsia="Calibri"/>
+          <w:bCs/>
+          <w:sz w:val="20"/>
+          <w:szCs w:val="20"/>
+          <w:lang w:eastAsia="en-US"/>
+        </w:rPr>
+      </w:pPr>
+    </w:p>
+    <w:p>
+      <w:pPr>
+        <w:pStyle w:val="Normal0"/>
+        <w:rPr>
+          <w:rFonts w:eastAsia="Calibri"/>
+          <w:bCs/>
+          <w:sz w:val="20"/>
+          <w:szCs w:val="20"/>
+          <w:lang w:eastAsia="en-US"/>
+        </w:rPr>
+      </w:pPr>
+      <w:r>
+        <w:rPr>
+          <w:rFonts w:eastAsia="Calibri"/>
+          <w:bCs/>
+          <w:sz w:val="20"/>
+          <w:szCs w:val="20"/>
+          <w:lang w:eastAsia="en-US"/>
+        </w:rPr>
         <w:t xml:space="preserve">El </w:t>
       </w:r>
       <w:r>
@@ -10387,6 +10610,7 @@
           <w:szCs w:val="20"/>
           <w:lang w:eastAsia="en-US"/>
         </w:rPr>
+        <w:lastRenderedPageBreak/>
         <w:t>Frecuencias de uso:</w:t>
       </w:r>
       <w:r>
@@ -10424,7 +10648,6 @@
           <w:szCs w:val="20"/>
           <w:lang w:eastAsia="en-US"/>
         </w:rPr>
-        <w:lastRenderedPageBreak/>
         <w:t>Condiciones económicas:</w:t>
       </w:r>
       <w:r>
@@ -10908,6 +11131,7 @@
           <w:szCs w:val="20"/>
           <w:lang w:eastAsia="en-US"/>
         </w:rPr>
+        <w:lastRenderedPageBreak/>
         <w:t>Pago por capitación: establece un valor por persona durante un periodo determinado, de acuerdo con las condiciones definidas en el acuerdo de voluntades.</w:t>
       </w:r>
     </w:p>
@@ -10934,7 +11158,6 @@
           <w:szCs w:val="20"/>
           <w:lang w:eastAsia="en-US"/>
         </w:rPr>
-        <w:lastRenderedPageBreak/>
         <w:t>Pago global prospectivo (PGP): establece anticipadamente un valor global para atender un conjunto determinado de servicios, población y condiciones pactadas.</w:t>
       </w:r>
     </w:p>
@@ -11638,30 +11861,6 @@
     <w:p>
       <w:pPr>
         <w:pStyle w:val="Normal0"/>
-        <w:rPr>
-          <w:rFonts w:eastAsia="Calibri"/>
-          <w:bCs/>
-          <w:sz w:val="20"/>
-          <w:szCs w:val="20"/>
-          <w:lang w:eastAsia="en-US"/>
-        </w:rPr>
-      </w:pPr>
-    </w:p>
-    <w:p>
-      <w:pPr>
-        <w:pStyle w:val="Normal0"/>
-        <w:rPr>
-          <w:rFonts w:eastAsia="Calibri"/>
-          <w:bCs/>
-          <w:sz w:val="20"/>
-          <w:szCs w:val="20"/>
-          <w:lang w:eastAsia="en-US"/>
-        </w:rPr>
-      </w:pPr>
-    </w:p>
-    <w:p>
-      <w:pPr>
-        <w:pStyle w:val="Normal0"/>
         <w:numPr>
           <w:ilvl w:val="1"/>
           <w:numId w:val="27"/>
@@ -12816,7 +13015,37 @@
           <w:szCs w:val="20"/>
           <w:lang w:eastAsia="en-US"/>
         </w:rPr>
-        <w:t xml:space="preserve"> y comprende cuatro componentes: el Sistema Único de Habilitación, la Auditoría para el Mejoramiento de la Calidad de la Atención de Salud (PAMEC), el Sistema Único de Acreditación y el Sistema de Información para la Calidad.</w:t>
+        <w:t xml:space="preserve"> y comprende cuatro componentes: el Si</w:t>
+      </w:r>
+      <w:r>
+        <w:rPr>
+          <w:rFonts w:eastAsia="Calibri"/>
+          <w:bCs/>
+          <w:sz w:val="20"/>
+          <w:szCs w:val="20"/>
+          <w:lang w:eastAsia="en-US"/>
+        </w:rPr>
+        <w:t xml:space="preserve">stema Único de Habilitación, el </w:t>
+      </w:r>
+      <w:r>
+        <w:rPr>
+          <w:rFonts w:eastAsia="Calibri"/>
+          <w:bCs/>
+          <w:sz w:val="20"/>
+          <w:szCs w:val="20"/>
+          <w:lang w:eastAsia="en-US"/>
+        </w:rPr>
+        <w:t xml:space="preserve">Programa de Auditoría para el Mejoramiento de la Calidad de la Atención en Salud </w:t>
+      </w:r>
+      <w:r>
+        <w:rPr>
+          <w:rFonts w:eastAsia="Calibri"/>
+          <w:bCs/>
+          <w:sz w:val="20"/>
+          <w:szCs w:val="20"/>
+          <w:lang w:eastAsia="en-US"/>
+        </w:rPr>
+        <w:t>(PAMEC), el Sistema Único de Acreditación y el Sistema de Información para la Calidad.</w:t>
       </w:r>
     </w:p>
     <w:p>
@@ -12926,7 +13155,40 @@
           <w:szCs w:val="20"/>
           <w:lang w:eastAsia="en-US"/>
         </w:rPr>
-        <w:t>Auditoría para el Mejoramiento de la Calidad de la Atención de Salud (PAMEC):</w:t>
+        <w:t xml:space="preserve">Programa de </w:t>
+      </w:r>
+      <w:r>
+        <w:rPr>
+          <w:rFonts w:eastAsia="Calibri"/>
+          <w:b/>
+          <w:bCs/>
+          <w:sz w:val="20"/>
+          <w:szCs w:val="20"/>
+          <w:lang w:eastAsia="en-US"/>
+        </w:rPr>
+        <w:t>Auditoría para el Mejoramiento</w:t>
+      </w:r>
+      <w:r>
+        <w:rPr>
+          <w:rFonts w:eastAsia="Calibri"/>
+          <w:b/>
+          <w:bCs/>
+          <w:sz w:val="20"/>
+          <w:szCs w:val="20"/>
+          <w:lang w:eastAsia="en-US"/>
+        </w:rPr>
+        <w:t xml:space="preserve"> de la Calidad de la Atención en</w:t>
+      </w:r>
+      <w:r>
+        <w:rPr>
+          <w:rFonts w:eastAsia="Calibri"/>
+          <w:b/>
+          <w:bCs/>
+          <w:sz w:val="20"/>
+          <w:szCs w:val="20"/>
+          <w:lang w:eastAsia="en-US"/>
+        </w:rPr>
+        <w:t xml:space="preserve"> Salud (PAMEC):</w:t>
       </w:r>
       <w:r>
         <w:rPr>
@@ -13779,7 +14041,47 @@
           <w:szCs w:val="20"/>
           <w:lang w:eastAsia="en-US"/>
         </w:rPr>
-        <w:t>La gestión del riesgo clínico se relaciona con los procesos de Auditoría para el Mejoramiento de la Calidad de la Atención de Salud, mediante los cuales se identifican y corrigen desviaciones en los procesos de atención. Por su parte, la seguridad del paciente se orienta a prevenir y reducir los daños evitables asociados con la atención.</w:t>
+        <w:t>La gestión del riesgo clínico s</w:t>
+      </w:r>
+      <w:r>
+        <w:rPr>
+          <w:rFonts w:eastAsia="Calibri"/>
+          <w:bCs/>
+          <w:sz w:val="20"/>
+          <w:szCs w:val="20"/>
+          <w:lang w:eastAsia="en-US"/>
+        </w:rPr>
+        <w:t xml:space="preserve">e relaciona con los procesos del </w:t>
+      </w:r>
+      <w:r>
+        <w:rPr>
+          <w:rFonts w:eastAsia="Calibri"/>
+          <w:bCs/>
+          <w:sz w:val="20"/>
+          <w:szCs w:val="20"/>
+          <w:lang w:eastAsia="en-US"/>
+        </w:rPr>
+        <w:t>Programa de Auditoría para el Mejoramiento de la Calidad de la Atención en Salud</w:t>
+      </w:r>
+      <w:r>
+        <w:rPr>
+          <w:rFonts w:eastAsia="Calibri"/>
+          <w:bCs/>
+          <w:sz w:val="20"/>
+          <w:szCs w:val="20"/>
+          <w:lang w:eastAsia="en-US"/>
+        </w:rPr>
+        <w:t>,</w:t>
+      </w:r>
+      <w:r>
+        <w:rPr>
+          <w:rFonts w:eastAsia="Calibri"/>
+          <w:bCs/>
+          <w:sz w:val="20"/>
+          <w:szCs w:val="20"/>
+          <w:lang w:eastAsia="en-US"/>
+        </w:rPr>
+        <w:t xml:space="preserve"> mediante los cuales se identifican y corrigen desviaciones en los procesos de atención. Por su parte, la seguridad del paciente se orienta a prevenir y reducir los daños evitables asociados con la atención.</w:t>
       </w:r>
     </w:p>
     <w:p>
@@ -13997,6 +14299,7 @@
                 <w:sz w:val="20"/>
                 <w:szCs w:val="20"/>
               </w:rPr>
+              <w:lastRenderedPageBreak/>
               <w:t>Considera los riesgos asociados con los procesos de prestación.</w:t>
             </w:r>
           </w:p>
@@ -14047,7 +14350,6 @@
                 <w:sz w:val="20"/>
                 <w:szCs w:val="20"/>
               </w:rPr>
-              <w:lastRenderedPageBreak/>
               <w:t>Puede apoyarse en auditorías, indicadores y seguimiento de resultados.</w:t>
             </w:r>
           </w:p>
@@ -14531,6 +14833,7 @@
           <w:szCs w:val="20"/>
           <w:lang w:eastAsia="en-US"/>
         </w:rPr>
+        <w:lastRenderedPageBreak/>
         <w:t>En este contexto, las RIAS permiten organizar la atención de acuerdo con las características y necesidades de diferentes grupos de población. Su aplicación contempla intervenciones individuales, colectivas y poblacionales, así como la participación de los diferentes actores responsables de la atención.</w:t>
       </w:r>
     </w:p>
@@ -15160,18 +15463,8 @@
           <w:szCs w:val="20"/>
           <w:lang w:eastAsia="en-US"/>
         </w:rPr>
-        <w:t xml:space="preserve">Por otra parte, las glosas corresponden a objeciones o diferencias identificadas frente a las facturas presentadas por los servicios y tecnologías en salud. Estas pueden estar relacionadas con aspectos </w:t>
-      </w:r>
-      <w:r>
-        <w:rPr>
-          <w:rFonts w:eastAsia="Calibri"/>
-          <w:bCs/>
-          <w:sz w:val="20"/>
-          <w:szCs w:val="20"/>
-          <w:lang w:eastAsia="en-US"/>
-        </w:rPr>
         <w:lastRenderedPageBreak/>
-        <w:t>administrativos, de prestación, facturación o soportes, y requieren procesos de revisión, respuesta y gestión entre las partes.</w:t>
+        <w:t>Por otra parte, las glosas corresponden a objeciones o diferencias identificadas frente a las facturas presentadas por los servicios y tecnologías en salud. Estas pueden estar relacionadas con aspectos administrativos, de prestación, facturación o soportes, y requieren procesos de revisión, respuesta y gestión entre las partes.</w:t>
       </w:r>
     </w:p>
     <w:p>
@@ -15474,6 +15767,26 @@
         </w:rPr>
         <w:t>En Colombia existen diferentes referentes tarifarios que pueden utilizarse en los procesos de contratación en salud. Entre los más conocidos se encuentran el Manual Tarifario SOAT y el Manual Tarifario ISS 2001. También pueden establecerse tarifas propias mediante acuerdos entre las partes, de acuerdo con las condiciones definidas en el acuerdo de voluntades.</w:t>
       </w:r>
+      <w:r>
+        <w:rPr>
+          <w:rFonts w:eastAsia="Calibri"/>
+          <w:bCs/>
+          <w:sz w:val="20"/>
+          <w:szCs w:val="20"/>
+          <w:lang w:eastAsia="en-US"/>
+        </w:rPr>
+        <w:t xml:space="preserve"> </w:t>
+      </w:r>
+      <w:r>
+        <w:rPr>
+          <w:rFonts w:eastAsia="Calibri"/>
+          <w:bCs/>
+          <w:sz w:val="20"/>
+          <w:szCs w:val="20"/>
+          <w:lang w:eastAsia="en-US"/>
+        </w:rPr>
+        <w:t>Entre los principales referentes tarifarios utilizados en los procesos de contratación en salud se encuentran los siguientes:</w:t>
+      </w:r>
     </w:p>
     <w:p>
       <w:pPr>
@@ -15507,10 +15820,11 @@
           <w:szCs w:val="20"/>
           <w:lang w:val="en-US" w:eastAsia="en-US"/>
         </w:rPr>
+        <w:lastRenderedPageBreak/>
         <w:drawing>
-          <wp:inline distT="0" distB="0" distL="0" distR="0" wp14:anchorId="5DB192C6" wp14:editId="6062F8D6">
-            <wp:extent cx="6435090" cy="2803584"/>
-            <wp:effectExtent l="0" t="19050" r="60960" b="0"/>
+          <wp:inline distT="0" distB="0" distL="0" distR="0" wp14:anchorId="5DB192C6" wp14:editId="25C84265">
+            <wp:extent cx="6435090" cy="3923414"/>
+            <wp:effectExtent l="38100" t="0" r="41910" b="1270"/>
             <wp:docPr id="15" name="Diagrama 15"/>
             <wp:cNvGraphicFramePr/>
             <a:graphic xmlns:a="http://schemas.openxmlformats.org/drawingml/2006/main">
@@ -15858,6 +16172,26 @@
         </w:rPr>
         <w:t>Los manuales tarifarios hacen parte de los referentes utilizados para establecer los valores de los servicios y tecnologías en salud. Su aplicación debe analizarse de acuerdo con el marco normativo vigente y con las condiciones establecidas en el acuerdo de voluntades entre las partes.</w:t>
       </w:r>
+      <w:r>
+        <w:rPr>
+          <w:rFonts w:eastAsia="Calibri"/>
+          <w:bCs/>
+          <w:sz w:val="20"/>
+          <w:szCs w:val="20"/>
+          <w:lang w:eastAsia="en-US"/>
+        </w:rPr>
+        <w:t xml:space="preserve"> </w:t>
+      </w:r>
+      <w:r>
+        <w:rPr>
+          <w:rFonts w:eastAsia="Calibri"/>
+          <w:bCs/>
+          <w:sz w:val="20"/>
+          <w:szCs w:val="20"/>
+          <w:lang w:eastAsia="en-US"/>
+        </w:rPr>
+        <w:t>Entre las principales normas relacionadas con estos referentes tarifarios se encuentran las siguientes:</w:t>
+      </w:r>
     </w:p>
     <w:p>
       <w:pPr>
@@ -15891,6 +16225,7 @@
           <w:szCs w:val="20"/>
           <w:lang w:eastAsia="en-US"/>
         </w:rPr>
+        <w:lastRenderedPageBreak/>
         <w:t>Tabla 7.</w:t>
       </w:r>
       <w:r>
@@ -16360,7 +16695,6 @@
           <w:szCs w:val="20"/>
           <w:lang w:eastAsia="en-US"/>
         </w:rPr>
-        <w:lastRenderedPageBreak/>
         <w:t>Para los demás procesos de contratación, las partes pueden establecer las condiciones económicas del acuerdo de voluntades, de acuerdo con el marco normativo y con el referente tarifario que hayan definido.</w:t>
       </w:r>
     </w:p>
@@ -17038,7 +17372,6 @@
           <w:szCs w:val="20"/>
           <w:lang w:eastAsia="en-US"/>
         </w:rPr>
-        <w:lastRenderedPageBreak/>
         <w:t>Respuesta:</w:t>
       </w:r>
       <w:r>
@@ -17283,7 +17616,18 @@
           <w:szCs w:val="20"/>
           <w:lang w:eastAsia="en-US"/>
         </w:rPr>
-        <w:t>En la construcción y seguimiento de la nota técnica, las glosas pueden proporcionar información sobre diferencias entre los servicios y tecnologías proyectados, las condiciones pactadas y los valores efectivamente facturados. Sin embargo, la nota técnica no sustituye el proceso de auditoría de cuentas; su función es proporcionar información para la planeación, estimación y seguimiento de los servicios, tecnologías, frecuencias y costos asociados al acuerdo de voluntades.</w:t>
+        <w:t xml:space="preserve">En la construcción y seguimiento de la nota técnica, las glosas pueden proporcionar información sobre diferencias entre los servicios y tecnologías proyectados, las condiciones pactadas y los valores efectivamente </w:t>
+      </w:r>
+      <w:r>
+        <w:rPr>
+          <w:rFonts w:eastAsia="Calibri"/>
+          <w:bCs/>
+          <w:sz w:val="20"/>
+          <w:szCs w:val="20"/>
+          <w:lang w:eastAsia="en-US"/>
+        </w:rPr>
+        <w:lastRenderedPageBreak/>
+        <w:t>facturados. Sin embargo, la nota técnica no sustituye el proceso de auditoría de cuentas; su función es proporcionar información para la planeación, estimación y seguimiento de los servicios, tecnologías, frecuencias y costos asociados al acuerdo de voluntades.</w:t>
       </w:r>
     </w:p>
     <w:p>
@@ -17495,7 +17839,6 @@
           <w:szCs w:val="20"/>
           <w:lang w:eastAsia="en-US"/>
         </w:rPr>
-        <w:lastRenderedPageBreak/>
         <w:t>Por esta razón, la nota técnica no corresponde únicamente a un cálculo económico. Su construcción articula información poblacional, epidemiológica, asistencial y financiera para sustentar las estimaciones que hacen parte del acuerdo de voluntades.</w:t>
       </w:r>
     </w:p>
@@ -17794,7 +18137,18 @@
           <w:szCs w:val="20"/>
           <w:lang w:eastAsia="en-US"/>
         </w:rPr>
-        <w:t>, la nota técnica constituye una herramienta de transparencia y eficiencia entre las partes que suscriben el acuerdo de voluntades. En ella se detallan los servicios y tecnologías de salud, las frecuencias de uso estimadas, los costos individuales y el valor total correspondiente a la población o grupo de riesgo, considerando el periodo de duración pactado y las situaciones que puedan presentarse durante la ejecución del acuerdo.</w:t>
+        <w:t xml:space="preserve">, la nota técnica constituye una herramienta de transparencia y eficiencia entre las partes que suscriben el acuerdo de voluntades. En ella se detallan los servicios y </w:t>
+      </w:r>
+      <w:r>
+        <w:rPr>
+          <w:rFonts w:eastAsia="Calibri"/>
+          <w:bCs/>
+          <w:sz w:val="20"/>
+          <w:szCs w:val="20"/>
+          <w:lang w:eastAsia="en-US"/>
+        </w:rPr>
+        <w:lastRenderedPageBreak/>
+        <w:t>tecnologías de salud, las frecuencias de uso estimadas, los costos individuales y el valor total correspondiente a la población o grupo de riesgo, considerando el periodo de duración pactado y las situaciones que puedan presentarse durante la ejecución del acuerdo.</w:t>
       </w:r>
     </w:p>
     <w:p>
@@ -18133,120 +18487,110 @@
           <w:szCs w:val="20"/>
           <w:lang w:eastAsia="en-US"/>
         </w:rPr>
-        <w:t xml:space="preserve">Estos elementos no deben analizarse de manera independiente. La nota técnica relaciona la población, los servicios y tecnologías, las frecuencias de uso y los valores económicos para sustentar las condiciones del </w:t>
-      </w:r>
-      <w:r>
-        <w:rPr>
-          <w:rFonts w:eastAsia="Calibri"/>
-          <w:bCs/>
-          <w:sz w:val="20"/>
-          <w:szCs w:val="20"/>
-          <w:lang w:eastAsia="en-US"/>
+        <w:t>Estos elementos no deben analizarse de manera independiente. La nota técnica relaciona la población, los servicios y tecnologías, las frecuencias de uso y los valores económicos para sustentar las condiciones del acuerdo de voluntades. Por ejemplo, la estimación de una frecuencia de uso para un procedimiento debe relacionarse con la población susceptible de recibirlo y con el valor establecido para dicho procedimiento.</w:t>
+      </w:r>
+    </w:p>
+    <w:p>
+      <w:pPr>
+        <w:pStyle w:val="Normal0"/>
+        <w:rPr>
+          <w:rFonts w:eastAsia="Calibri"/>
+          <w:bCs/>
+          <w:sz w:val="20"/>
+          <w:szCs w:val="20"/>
+          <w:lang w:eastAsia="en-US"/>
+        </w:rPr>
+      </w:pPr>
+    </w:p>
+    <w:p>
+      <w:pPr>
+        <w:pStyle w:val="Normal0"/>
+        <w:rPr>
+          <w:rFonts w:eastAsia="Calibri"/>
+          <w:bCs/>
+          <w:sz w:val="20"/>
+          <w:szCs w:val="20"/>
+          <w:lang w:eastAsia="en-US"/>
+        </w:rPr>
+      </w:pPr>
+      <w:r>
+        <w:rPr>
+          <w:rFonts w:eastAsia="Calibri"/>
+          <w:bCs/>
+          <w:sz w:val="20"/>
+          <w:szCs w:val="20"/>
+          <w:lang w:eastAsia="en-US"/>
+        </w:rPr>
+        <w:t>Asimismo, las frecuencias de uso pueden expresarse mediante estimaciones que consideren intervalos de frecuencias esperados, de acuerdo con la metodología utilizada para la construcción de la nota técnica. El insumo señala como referencia intervalos de confianza entre el 90 % y el 99 %.</w:t>
+      </w:r>
+    </w:p>
+    <w:p>
+      <w:pPr>
+        <w:pStyle w:val="Normal0"/>
+        <w:rPr>
+          <w:rFonts w:eastAsia="Calibri"/>
+          <w:bCs/>
+          <w:sz w:val="20"/>
+          <w:szCs w:val="20"/>
+          <w:lang w:eastAsia="en-US"/>
+        </w:rPr>
+      </w:pPr>
+    </w:p>
+    <w:p>
+      <w:pPr>
+        <w:pStyle w:val="Normal0"/>
+        <w:rPr>
+          <w:rFonts w:eastAsia="Calibri"/>
+          <w:bCs/>
+          <w:sz w:val="20"/>
+          <w:szCs w:val="20"/>
+          <w:lang w:eastAsia="en-US"/>
+        </w:rPr>
+      </w:pPr>
+      <w:r>
+        <w:rPr>
+          <w:rFonts w:eastAsia="Calibri"/>
+          <w:bCs/>
+          <w:sz w:val="20"/>
+          <w:szCs w:val="20"/>
+          <w:lang w:eastAsia="en-US"/>
+        </w:rPr>
+        <w:t>En este sentido, una nota técnica se caracteriza por ser:</w:t>
+      </w:r>
+    </w:p>
+    <w:p>
+      <w:pPr>
+        <w:pStyle w:val="Normal0"/>
+        <w:rPr>
+          <w:rFonts w:eastAsia="Calibri"/>
+          <w:bCs/>
+          <w:sz w:val="20"/>
+          <w:szCs w:val="20"/>
+          <w:lang w:eastAsia="en-US"/>
+        </w:rPr>
+      </w:pPr>
+    </w:p>
+    <w:p>
+      <w:pPr>
+        <w:pStyle w:val="Normal0"/>
+        <w:rPr>
+          <w:rFonts w:eastAsia="Calibri"/>
+          <w:bCs/>
+          <w:sz w:val="20"/>
+          <w:szCs w:val="20"/>
+          <w:lang w:eastAsia="en-US"/>
+        </w:rPr>
+      </w:pPr>
+      <w:r>
+        <w:rPr>
+          <w:rFonts w:eastAsia="Calibri"/>
+          <w:bCs/>
+          <w:noProof/>
+          <w:sz w:val="20"/>
+          <w:szCs w:val="20"/>
+          <w:lang w:val="en-US" w:eastAsia="en-US"/>
         </w:rPr>
         <w:lastRenderedPageBreak/>
-        <w:t>acuerdo de voluntades. Por ejemplo, la estimación de una frecuencia de uso para un procedimiento debe relacionarse con la población susceptible de recibirlo y con el valor establecido para dicho procedimiento.</w:t>
-      </w:r>
-    </w:p>
-    <w:p>
-      <w:pPr>
-        <w:pStyle w:val="Normal0"/>
-        <w:rPr>
-          <w:rFonts w:eastAsia="Calibri"/>
-          <w:bCs/>
-          <w:sz w:val="20"/>
-          <w:szCs w:val="20"/>
-          <w:lang w:eastAsia="en-US"/>
-        </w:rPr>
-      </w:pPr>
-    </w:p>
-    <w:p>
-      <w:pPr>
-        <w:pStyle w:val="Normal0"/>
-        <w:rPr>
-          <w:rFonts w:eastAsia="Calibri"/>
-          <w:bCs/>
-          <w:sz w:val="20"/>
-          <w:szCs w:val="20"/>
-          <w:lang w:eastAsia="en-US"/>
-        </w:rPr>
-      </w:pPr>
-      <w:r>
-        <w:rPr>
-          <w:rFonts w:eastAsia="Calibri"/>
-          <w:bCs/>
-          <w:sz w:val="20"/>
-          <w:szCs w:val="20"/>
-          <w:lang w:eastAsia="en-US"/>
-        </w:rPr>
-        <w:t>Asimismo, las frecuencias de uso pueden expresarse mediante estimaciones que consideren intervalos de frecuencias esperados, de acuerdo con la metodología utilizada para la construcción de la nota técnica. El insumo señala como referencia intervalos de confianza entre el 90 % y el 99 %.</w:t>
-      </w:r>
-    </w:p>
-    <w:p>
-      <w:pPr>
-        <w:pStyle w:val="Normal0"/>
-        <w:rPr>
-          <w:rFonts w:eastAsia="Calibri"/>
-          <w:bCs/>
-          <w:sz w:val="20"/>
-          <w:szCs w:val="20"/>
-          <w:lang w:eastAsia="en-US"/>
-        </w:rPr>
-      </w:pPr>
-    </w:p>
-    <w:p>
-      <w:pPr>
-        <w:pStyle w:val="Normal0"/>
-        <w:rPr>
-          <w:rFonts w:eastAsia="Calibri"/>
-          <w:bCs/>
-          <w:sz w:val="20"/>
-          <w:szCs w:val="20"/>
-          <w:lang w:eastAsia="en-US"/>
-        </w:rPr>
-      </w:pPr>
-      <w:r>
-        <w:rPr>
-          <w:rFonts w:eastAsia="Calibri"/>
-          <w:bCs/>
-          <w:sz w:val="20"/>
-          <w:szCs w:val="20"/>
-          <w:lang w:eastAsia="en-US"/>
-        </w:rPr>
-        <w:t>En este sentido, una nota técnica se caracteriza por ser:</w:t>
-      </w:r>
-    </w:p>
-    <w:p>
-      <w:pPr>
-        <w:pStyle w:val="Normal0"/>
-        <w:rPr>
-          <w:rFonts w:eastAsia="Calibri"/>
-          <w:bCs/>
-          <w:sz w:val="20"/>
-          <w:szCs w:val="20"/>
-          <w:lang w:eastAsia="en-US"/>
-        </w:rPr>
-      </w:pPr>
-    </w:p>
-    <w:p>
-      <w:pPr>
-        <w:pStyle w:val="Normal0"/>
-        <w:rPr>
-          <w:rFonts w:eastAsia="Calibri"/>
-          <w:bCs/>
-          <w:sz w:val="20"/>
-          <w:szCs w:val="20"/>
-          <w:lang w:eastAsia="en-US"/>
-        </w:rPr>
-      </w:pPr>
-      <w:r>
-        <w:rPr>
-          <w:rFonts w:eastAsia="Calibri"/>
-          <w:bCs/>
-          <w:noProof/>
-          <w:sz w:val="20"/>
-          <w:szCs w:val="20"/>
-          <w:lang w:val="en-US" w:eastAsia="en-US"/>
-        </w:rPr>
         <w:drawing>
           <wp:inline distT="0" distB="0" distL="0" distR="0" wp14:anchorId="06C64DA1" wp14:editId="3B3951E9">
             <wp:extent cx="6193155" cy="4356339"/>
@@ -18401,7 +18745,6 @@
           <w:szCs w:val="20"/>
           <w:lang w:eastAsia="en-US"/>
         </w:rPr>
-        <w:lastRenderedPageBreak/>
         <w:t>Los servicios y tecnologías deben identificarse de manera precisa y corresponder a las necesidades de la población analizada. Para cada uno se establece una frecuencia de uso de acuerdo con las características de la población, la información histórica disponible y las condiciones en las que se desarrolla la atención.</w:t>
       </w:r>
     </w:p>
@@ -18509,6 +18852,7 @@
           <w:szCs w:val="20"/>
           <w:lang w:eastAsia="en-US"/>
         </w:rPr>
+        <w:lastRenderedPageBreak/>
         <w:t>Servicio o tecnología:</w:t>
       </w:r>
       <w:r>
@@ -19038,58 +19382,103 @@
           <w:sz w:val="20"/>
           <w:szCs w:val="20"/>
         </w:rPr>
+        <w:t>El riesgo técnico, por su parte, se relaciona con las variaciones en la utilización de recursos, la ocurrencia de complicaciones o la severidad de las condiciones de salud, cuando estas se asocian con factores no previsibles en la atención o con situaciones no soportadas en la evidencia científica.</w:t>
+      </w:r>
+    </w:p>
+    <w:p>
+      <w:pPr>
+        <w:pStyle w:val="Normal0"/>
+        <w:rPr>
+          <w:sz w:val="20"/>
+          <w:szCs w:val="20"/>
+        </w:rPr>
+      </w:pPr>
+    </w:p>
+    <w:p>
+      <w:pPr>
+        <w:pStyle w:val="Normal0"/>
+        <w:rPr>
+          <w:sz w:val="20"/>
+          <w:szCs w:val="20"/>
+        </w:rPr>
+      </w:pPr>
+      <w:r>
+        <w:rPr>
+          <w:sz w:val="20"/>
+          <w:szCs w:val="20"/>
+        </w:rPr>
+        <w:t>Para diferenciar estos conceptos, puede utilizarse la siguiente tabla:</w:t>
+      </w:r>
+    </w:p>
+    <w:p>
+      <w:pPr>
+        <w:pStyle w:val="Normal0"/>
+        <w:rPr>
+          <w:sz w:val="20"/>
+          <w:szCs w:val="20"/>
+        </w:rPr>
+      </w:pPr>
+    </w:p>
+    <w:p>
+      <w:pPr>
+        <w:pStyle w:val="Normal0"/>
+        <w:rPr>
+          <w:sz w:val="20"/>
+          <w:szCs w:val="20"/>
+        </w:rPr>
+      </w:pPr>
+    </w:p>
+    <w:p>
+      <w:pPr>
+        <w:pStyle w:val="Normal0"/>
+        <w:rPr>
+          <w:sz w:val="20"/>
+          <w:szCs w:val="20"/>
+        </w:rPr>
+      </w:pPr>
+    </w:p>
+    <w:p>
+      <w:pPr>
+        <w:pStyle w:val="Normal0"/>
+        <w:rPr>
+          <w:sz w:val="20"/>
+          <w:szCs w:val="20"/>
+        </w:rPr>
+      </w:pPr>
+    </w:p>
+    <w:p>
+      <w:pPr>
+        <w:pStyle w:val="Normal0"/>
+        <w:rPr>
+          <w:sz w:val="20"/>
+          <w:szCs w:val="20"/>
+        </w:rPr>
+      </w:pPr>
+    </w:p>
+    <w:p>
+      <w:pPr>
+        <w:pStyle w:val="Normal0"/>
+        <w:rPr>
+          <w:sz w:val="20"/>
+          <w:szCs w:val="20"/>
+        </w:rPr>
+      </w:pPr>
+    </w:p>
+    <w:p>
+      <w:pPr>
+        <w:pStyle w:val="Normal0"/>
+        <w:rPr>
+          <w:sz w:val="20"/>
+          <w:szCs w:val="20"/>
+        </w:rPr>
+      </w:pPr>
+      <w:r>
+        <w:rPr>
+          <w:b/>
+          <w:sz w:val="20"/>
+          <w:szCs w:val="20"/>
+        </w:rPr>
         <w:lastRenderedPageBreak/>
-        <w:t>El riesgo técnico, por su parte, se relaciona con las variaciones en la utilización de recursos, la ocurrencia de complicaciones o la severidad de las condiciones de salud, cuando estas se asocian con factores no previsibles en la atención o con situaciones no soportadas en la evidencia científica.</w:t>
-      </w:r>
-    </w:p>
-    <w:p>
-      <w:pPr>
-        <w:pStyle w:val="Normal0"/>
-        <w:rPr>
-          <w:sz w:val="20"/>
-          <w:szCs w:val="20"/>
-        </w:rPr>
-      </w:pPr>
-    </w:p>
-    <w:p>
-      <w:pPr>
-        <w:pStyle w:val="Normal0"/>
-        <w:rPr>
-          <w:sz w:val="20"/>
-          <w:szCs w:val="20"/>
-        </w:rPr>
-      </w:pPr>
-      <w:r>
-        <w:rPr>
-          <w:sz w:val="20"/>
-          <w:szCs w:val="20"/>
-        </w:rPr>
-        <w:t>Para diferenciar estos conceptos, puede utilizarse la siguiente tabla:</w:t>
-      </w:r>
-    </w:p>
-    <w:p>
-      <w:pPr>
-        <w:pStyle w:val="Normal0"/>
-        <w:rPr>
-          <w:sz w:val="20"/>
-          <w:szCs w:val="20"/>
-        </w:rPr>
-      </w:pPr>
-    </w:p>
-    <w:p>
-      <w:pPr>
-        <w:pStyle w:val="Normal0"/>
-        <w:rPr>
-          <w:sz w:val="20"/>
-          <w:szCs w:val="20"/>
-        </w:rPr>
-      </w:pPr>
-      <w:r>
-        <w:rPr>
-          <w:b/>
-          <w:sz w:val="20"/>
-          <w:szCs w:val="20"/>
-        </w:rPr>
         <w:t>Tabla 8.</w:t>
       </w:r>
       <w:r>
@@ -19793,6 +20182,72 @@
     <w:p>
       <w:pPr>
         <w:pStyle w:val="Normal0"/>
+        <w:rPr>
+          <w:b/>
+          <w:color w:val="000000"/>
+          <w:sz w:val="20"/>
+          <w:szCs w:val="20"/>
+        </w:rPr>
+      </w:pPr>
+    </w:p>
+    <w:p>
+      <w:pPr>
+        <w:pStyle w:val="Normal0"/>
+        <w:rPr>
+          <w:b/>
+          <w:color w:val="000000"/>
+          <w:sz w:val="20"/>
+          <w:szCs w:val="20"/>
+        </w:rPr>
+      </w:pPr>
+    </w:p>
+    <w:p>
+      <w:pPr>
+        <w:pStyle w:val="Normal0"/>
+        <w:rPr>
+          <w:b/>
+          <w:color w:val="000000"/>
+          <w:sz w:val="20"/>
+          <w:szCs w:val="20"/>
+        </w:rPr>
+      </w:pPr>
+    </w:p>
+    <w:p>
+      <w:pPr>
+        <w:pStyle w:val="Normal0"/>
+        <w:rPr>
+          <w:b/>
+          <w:color w:val="000000"/>
+          <w:sz w:val="20"/>
+          <w:szCs w:val="20"/>
+        </w:rPr>
+      </w:pPr>
+    </w:p>
+    <w:p>
+      <w:pPr>
+        <w:pStyle w:val="Normal0"/>
+        <w:rPr>
+          <w:b/>
+          <w:color w:val="000000"/>
+          <w:sz w:val="20"/>
+          <w:szCs w:val="20"/>
+        </w:rPr>
+      </w:pPr>
+    </w:p>
+    <w:p>
+      <w:pPr>
+        <w:pStyle w:val="Normal0"/>
+        <w:rPr>
+          <w:b/>
+          <w:color w:val="000000"/>
+          <w:sz w:val="20"/>
+          <w:szCs w:val="20"/>
+        </w:rPr>
+      </w:pPr>
+    </w:p>
+    <w:p>
+      <w:pPr>
+        <w:pStyle w:val="Normal0"/>
         <w:numPr>
           <w:ilvl w:val="0"/>
           <w:numId w:val="1"/>
@@ -19884,6 +20339,7 @@
       </w:pPr>
       <w:r>
         <w:rPr>
+          <w:noProof/>
           <w:sz w:val="20"/>
           <w:szCs w:val="20"/>
           <w:lang w:val="en-US" w:eastAsia="en-US"/>
@@ -22034,32 +22490,20 @@
           <w:sz w:val="20"/>
           <w:szCs w:val="20"/>
         </w:rPr>
-        <w:t>Ministerio de Salud y Protección Social. (s. f.). Sistema Único de Acreditación.</w:t>
-      </w:r>
-    </w:p>
-    <w:p>
-      <w:pPr>
-        <w:pStyle w:val="Normal0"/>
-        <w:ind w:left="720" w:hanging="720"/>
+        <w:t>Ministerio de Salud y Protección Social. (s. f.)</w:t>
+      </w:r>
+      <w:r>
         <w:rPr>
           <w:color w:val="000000"/>
           <w:sz w:val="20"/>
           <w:szCs w:val="20"/>
         </w:rPr>
-      </w:pPr>
-      <w:r>
-        <w:rPr>
-          <w:color w:val="000000"/>
-          <w:sz w:val="20"/>
-          <w:szCs w:val="20"/>
-        </w:rPr>
-        <w:t>Ministerio de Tecnologías de la Información y las Comunicaciones. (2026). Código Único de Medicamentos (CUM).</w:t>
-      </w:r>
-    </w:p>
-    <w:p>
-      <w:pPr>
-        <w:pStyle w:val="Normal0"/>
-        <w:ind w:left="720" w:hanging="720"/>
+        <w:t>. Sistema Único de Acreditación</w:t>
+      </w:r>
+    </w:p>
+    <w:p>
+      <w:pPr>
+        <w:pStyle w:val="Normal0"/>
         <w:rPr>
           <w:color w:val="000000"/>
           <w:sz w:val="20"/>
@@ -22236,6 +22680,30 @@
           <w:szCs w:val="20"/>
         </w:rPr>
       </w:pPr>
+      <w:bookmarkStart w:id="1" w:name="_GoBack"/>
+      <w:bookmarkEnd w:id="1"/>
+    </w:p>
+    <w:p>
+      <w:pPr>
+        <w:pStyle w:val="Normal0"/>
+        <w:ind w:left="720" w:hanging="720"/>
+        <w:rPr>
+          <w:color w:val="000000"/>
+          <w:sz w:val="20"/>
+          <w:szCs w:val="20"/>
+        </w:rPr>
+      </w:pPr>
+    </w:p>
+    <w:p>
+      <w:pPr>
+        <w:pStyle w:val="Normal0"/>
+        <w:ind w:left="720" w:hanging="720"/>
+        <w:rPr>
+          <w:color w:val="000000"/>
+          <w:sz w:val="20"/>
+          <w:szCs w:val="20"/>
+        </w:rPr>
+      </w:pPr>
     </w:p>
     <w:p>
       <w:pPr>
@@ -22257,8 +22725,6 @@
         <w:lastRenderedPageBreak/>
         <w:t xml:space="preserve"> </w:t>
       </w:r>
-      <w:bookmarkStart w:id="1" w:name="_GoBack"/>
-      <w:bookmarkEnd w:id="1"/>
       <w:r>
         <w:rPr>
           <w:b/>
@@ -34715,7 +35181,7 @@
               <a:latin typeface="Arial" panose="020B0604020202020204" pitchFamily="34" charset="0"/>
               <a:cs typeface="Arial" panose="020B0604020202020204" pitchFamily="34" charset="0"/>
             </a:rPr>
-            <a:t>Para determinar los parámetros epidemiológicos asociados con las poblaciones definidas, pueden considerarse prevalencia, incidencia, tasas de uso, entre otros, y recomienda priorizar fuentes correspondientes al territorio o al contexto poblacional analizado.</a:t>
+            <a:t>Para determinar los parámetros epidemiológicos asociados con las poblaciones definidas, pueden considerarse prevalencia, incidencia, tasas de uso, entre otros, y se recomienda priorizar fuentes correspondientes al territorio o al contexto poblacional analizado.</a:t>
           </a:r>
           <a:endParaRPr lang="en-US">
             <a:latin typeface="Arial" panose="020B0604020202020204" pitchFamily="34" charset="0"/>
@@ -37273,6 +37739,13 @@
         </dgm:presLayoutVars>
       </dgm:prSet>
       <dgm:spPr/>
+      <dgm:t>
+        <a:bodyPr/>
+        <a:lstStyle/>
+        <a:p>
+          <a:endParaRPr lang="es-ES"/>
+        </a:p>
+      </dgm:t>
     </dgm:pt>
     <dgm:pt modelId="{24184E91-DD04-49E6-B415-77C1368F16A2}" type="pres">
       <dgm:prSet presAssocID="{347F6F37-279F-4A10-BBE7-621431E594BD}" presName="compNode" presStyleCnt="0"/>
@@ -37303,10 +37776,24 @@
         </dgm:presLayoutVars>
       </dgm:prSet>
       <dgm:spPr/>
+      <dgm:t>
+        <a:bodyPr/>
+        <a:lstStyle/>
+        <a:p>
+          <a:endParaRPr lang="es-ES"/>
+        </a:p>
+      </dgm:t>
     </dgm:pt>
     <dgm:pt modelId="{AA79A97C-39E7-4D2D-AD22-8CD72C1E91B9}" type="pres">
       <dgm:prSet presAssocID="{9F02AF89-022A-4478-ACF9-D32423C9F514}" presName="sibTrans" presStyleLbl="sibTrans2D1" presStyleIdx="0" presStyleCnt="0"/>
       <dgm:spPr/>
+      <dgm:t>
+        <a:bodyPr/>
+        <a:lstStyle/>
+        <a:p>
+          <a:endParaRPr lang="es-ES"/>
+        </a:p>
+      </dgm:t>
     </dgm:pt>
     <dgm:pt modelId="{1AD731B6-2FE9-4220-85EE-FA024AAD7A8A}" type="pres">
       <dgm:prSet presAssocID="{FEE0324D-E850-4363-B9D4-A9DE7C1ED0EA}" presName="compNode" presStyleCnt="0"/>
@@ -37330,10 +37817,24 @@
         </dgm:presLayoutVars>
       </dgm:prSet>
       <dgm:spPr/>
+      <dgm:t>
+        <a:bodyPr/>
+        <a:lstStyle/>
+        <a:p>
+          <a:endParaRPr lang="es-ES"/>
+        </a:p>
+      </dgm:t>
     </dgm:pt>
     <dgm:pt modelId="{4337C22D-CE97-461F-9E26-78D922F728B8}" type="pres">
       <dgm:prSet presAssocID="{27A50C07-E4FF-4791-AF7D-E86AB8E9367E}" presName="sibTrans" presStyleLbl="sibTrans2D1" presStyleIdx="0" presStyleCnt="0"/>
       <dgm:spPr/>
+      <dgm:t>
+        <a:bodyPr/>
+        <a:lstStyle/>
+        <a:p>
+          <a:endParaRPr lang="es-ES"/>
+        </a:p>
+      </dgm:t>
     </dgm:pt>
     <dgm:pt modelId="{242FE1DE-BCD4-4A16-93C6-23325EA07344}" type="pres">
       <dgm:prSet presAssocID="{908D1F57-185A-418B-87B5-679C427CE46A}" presName="compNode" presStyleCnt="0"/>
@@ -37357,10 +37858,24 @@
         </dgm:presLayoutVars>
       </dgm:prSet>
       <dgm:spPr/>
+      <dgm:t>
+        <a:bodyPr/>
+        <a:lstStyle/>
+        <a:p>
+          <a:endParaRPr lang="es-ES"/>
+        </a:p>
+      </dgm:t>
     </dgm:pt>
     <dgm:pt modelId="{89CED3E2-ABDB-4E45-9D3F-14054DAD73B5}" type="pres">
       <dgm:prSet presAssocID="{DAA03926-3208-467D-B177-6104D53CD25E}" presName="sibTrans" presStyleLbl="sibTrans2D1" presStyleIdx="0" presStyleCnt="0"/>
       <dgm:spPr/>
+      <dgm:t>
+        <a:bodyPr/>
+        <a:lstStyle/>
+        <a:p>
+          <a:endParaRPr lang="es-ES"/>
+        </a:p>
+      </dgm:t>
     </dgm:pt>
     <dgm:pt modelId="{9BA113C3-F999-4D4F-A5DD-BEF46AAFFDF7}" type="pres">
       <dgm:prSet presAssocID="{24D95982-CCE7-4910-BF78-3A7927E45001}" presName="compNode" presStyleCnt="0"/>
@@ -37384,10 +37899,24 @@
         </dgm:presLayoutVars>
       </dgm:prSet>
       <dgm:spPr/>
+      <dgm:t>
+        <a:bodyPr/>
+        <a:lstStyle/>
+        <a:p>
+          <a:endParaRPr lang="es-ES"/>
+        </a:p>
+      </dgm:t>
     </dgm:pt>
     <dgm:pt modelId="{0B2F0180-A9F3-474E-9307-F4D79D9CF11A}" type="pres">
       <dgm:prSet presAssocID="{44809389-74D9-49C3-A224-804C422FDB23}" presName="sibTrans" presStyleLbl="sibTrans2D1" presStyleIdx="0" presStyleCnt="0"/>
       <dgm:spPr/>
+      <dgm:t>
+        <a:bodyPr/>
+        <a:lstStyle/>
+        <a:p>
+          <a:endParaRPr lang="es-ES"/>
+        </a:p>
+      </dgm:t>
     </dgm:pt>
     <dgm:pt modelId="{8EA302B1-E185-4914-A28C-8C1F45238CBC}" type="pres">
       <dgm:prSet presAssocID="{4689603A-727E-4237-9966-F065A35C0134}" presName="compNode" presStyleCnt="0"/>
@@ -37411,10 +37940,24 @@
         </dgm:presLayoutVars>
       </dgm:prSet>
       <dgm:spPr/>
+      <dgm:t>
+        <a:bodyPr/>
+        <a:lstStyle/>
+        <a:p>
+          <a:endParaRPr lang="es-ES"/>
+        </a:p>
+      </dgm:t>
     </dgm:pt>
     <dgm:pt modelId="{FC5C3730-7FAD-45F9-A2EF-61328176D1F7}" type="pres">
       <dgm:prSet presAssocID="{34F7E62C-6F24-4981-BF85-6C8766A90B68}" presName="sibTrans" presStyleLbl="sibTrans2D1" presStyleIdx="0" presStyleCnt="0"/>
       <dgm:spPr/>
+      <dgm:t>
+        <a:bodyPr/>
+        <a:lstStyle/>
+        <a:p>
+          <a:endParaRPr lang="es-ES"/>
+        </a:p>
+      </dgm:t>
     </dgm:pt>
     <dgm:pt modelId="{4093FD9D-ABEF-4C4E-8C9C-99E62AD44316}" type="pres">
       <dgm:prSet presAssocID="{8AF1EE6E-0F40-4B90-BB52-5A2377DBEE95}" presName="compNode" presStyleCnt="0"/>
@@ -37438,6 +37981,13 @@
         </dgm:presLayoutVars>
       </dgm:prSet>
       <dgm:spPr/>
+      <dgm:t>
+        <a:bodyPr/>
+        <a:lstStyle/>
+        <a:p>
+          <a:endParaRPr lang="es-ES"/>
+        </a:p>
+      </dgm:t>
     </dgm:pt>
   </dgm:ptLst>
   <dgm:cxnLst>
@@ -37455,8 +38005,8 @@
     <dgm:cxn modelId="{94970A0E-FF2E-48FF-AE44-5F23A6CA751E}" type="presOf" srcId="{34F7E62C-6F24-4981-BF85-6C8766A90B68}" destId="{FC5C3730-7FAD-45F9-A2EF-61328176D1F7}" srcOrd="0" destOrd="0" presId="urn:microsoft.com/office/officeart/2005/8/layout/pList1"/>
     <dgm:cxn modelId="{C3CA99A5-FAED-411D-BDB2-C166E760C1C0}" srcId="{5971904E-D3CD-40E5-86E6-5FC6DEE1C755}" destId="{24D95982-CCE7-4910-BF78-3A7927E45001}" srcOrd="3" destOrd="0" parTransId="{FF378F65-A799-433D-BDBC-38AA3ADB2110}" sibTransId="{44809389-74D9-49C3-A224-804C422FDB23}"/>
     <dgm:cxn modelId="{407FB62D-690E-4538-B5D2-31F65EF3B25B}" type="presOf" srcId="{27A50C07-E4FF-4791-AF7D-E86AB8E9367E}" destId="{4337C22D-CE97-461F-9E26-78D922F728B8}" srcOrd="0" destOrd="0" presId="urn:microsoft.com/office/officeart/2005/8/layout/pList1"/>
+    <dgm:cxn modelId="{00383787-3C74-4E2F-A112-93BAED1DD389}" type="presOf" srcId="{8AF1EE6E-0F40-4B90-BB52-5A2377DBEE95}" destId="{52F1023F-C1C5-48CF-A092-9AF3E68DD56A}" srcOrd="0" destOrd="0" presId="urn:microsoft.com/office/officeart/2005/8/layout/pList1"/>
     <dgm:cxn modelId="{1452FE25-3355-44EE-88B0-F13CDE418D42}" srcId="{5971904E-D3CD-40E5-86E6-5FC6DEE1C755}" destId="{8AF1EE6E-0F40-4B90-BB52-5A2377DBEE95}" srcOrd="5" destOrd="0" parTransId="{72AF5386-3D46-41B9-8739-3918AEA69433}" sibTransId="{1394C6DE-A809-4E81-A01D-B083C9BAF6FB}"/>
-    <dgm:cxn modelId="{00383787-3C74-4E2F-A112-93BAED1DD389}" type="presOf" srcId="{8AF1EE6E-0F40-4B90-BB52-5A2377DBEE95}" destId="{52F1023F-C1C5-48CF-A092-9AF3E68DD56A}" srcOrd="0" destOrd="0" presId="urn:microsoft.com/office/officeart/2005/8/layout/pList1"/>
     <dgm:cxn modelId="{AB566B24-52A8-44AF-8D66-20F5F994D2D7}" type="presOf" srcId="{5971904E-D3CD-40E5-86E6-5FC6DEE1C755}" destId="{F3663384-9AC6-4EE0-A989-85EA13E4123F}" srcOrd="0" destOrd="0" presId="urn:microsoft.com/office/officeart/2005/8/layout/pList1"/>
     <dgm:cxn modelId="{D1328DAC-8AC1-4965-89A1-1235AE641192}" type="presOf" srcId="{24D95982-CCE7-4910-BF78-3A7927E45001}" destId="{CB913D63-EE93-4E53-85F3-B7951D96E51A}" srcOrd="0" destOrd="0" presId="urn:microsoft.com/office/officeart/2005/8/layout/pList1"/>
     <dgm:cxn modelId="{418BBCFE-DD35-4BEF-874C-070ABDEA3144}" type="presParOf" srcId="{F3663384-9AC6-4EE0-A989-85EA13E4123F}" destId="{24184E91-DD04-49E6-B415-77C1368F16A2}" srcOrd="0" destOrd="0" presId="urn:microsoft.com/office/officeart/2005/8/layout/pList1"/>
@@ -39245,7 +39795,7 @@
               <a:latin typeface="Arial" panose="020B0604020202020204" pitchFamily="34" charset="0"/>
               <a:cs typeface="Arial" panose="020B0604020202020204" pitchFamily="34" charset="0"/>
             </a:rPr>
-            <a:t>Para determinar los parámetros epidemiológicos asociados con las poblaciones definidas, pueden considerarse prevalencia, incidencia, tasas de uso, entre otros, y recomienda priorizar fuentes correspondientes al territorio o al contexto poblacional analizado.</a:t>
+            <a:t>Para determinar los parámetros epidemiológicos asociados con las poblaciones definidas, pueden considerarse prevalencia, incidencia, tasas de uso, entre otros, y se recomienda priorizar fuentes correspondientes al territorio o al contexto poblacional analizado.</a:t>
           </a:r>
           <a:endParaRPr lang="en-US" sz="800" kern="1200">
             <a:latin typeface="Arial" panose="020B0604020202020204" pitchFamily="34" charset="0"/>
@@ -39277,8 +39827,8 @@
       </dsp:nvSpPr>
       <dsp:spPr>
         <a:xfrm>
-          <a:off x="3001408" y="1928183"/>
-          <a:ext cx="71996" cy="1332493"/>
+          <a:off x="3030610" y="1474484"/>
+          <a:ext cx="57655" cy="1067077"/>
         </a:xfrm>
         <a:prstGeom prst="rect">
           <a:avLst/>
@@ -39318,8 +39868,8 @@
       </dsp:nvSpPr>
       <dsp:spPr>
         <a:xfrm>
-          <a:off x="120357" y="1928183"/>
-          <a:ext cx="1872501" cy="1332493"/>
+          <a:off x="723427" y="1474484"/>
+          <a:ext cx="1499523" cy="1067077"/>
         </a:xfrm>
         <a:prstGeom prst="frame">
           <a:avLst>
@@ -39361,8 +39911,8 @@
       </dsp:nvSpPr>
       <dsp:spPr>
         <a:xfrm>
-          <a:off x="120357" y="194392"/>
-          <a:ext cx="1872501" cy="1332493"/>
+          <a:off x="723427" y="129943"/>
+          <a:ext cx="1499523" cy="1067077"/>
         </a:xfrm>
         <a:prstGeom prst="frame">
           <a:avLst>
@@ -39404,8 +39954,8 @@
       </dsp:nvSpPr>
       <dsp:spPr>
         <a:xfrm>
-          <a:off x="3001408" y="194392"/>
-          <a:ext cx="71996" cy="1332493"/>
+          <a:off x="3030610" y="129943"/>
+          <a:ext cx="57655" cy="1067077"/>
         </a:xfrm>
         <a:prstGeom prst="rect">
           <a:avLst/>
@@ -39445,8 +39995,8 @@
       </dsp:nvSpPr>
       <dsp:spPr>
         <a:xfrm>
-          <a:off x="120357" y="3661974"/>
-          <a:ext cx="1872501" cy="1332493"/>
+          <a:off x="723427" y="2819024"/>
+          <a:ext cx="1499523" cy="1067077"/>
         </a:xfrm>
         <a:prstGeom prst="frame">
           <a:avLst>
@@ -39488,8 +40038,8 @@
       </dsp:nvSpPr>
       <dsp:spPr>
         <a:xfrm>
-          <a:off x="3001408" y="3661974"/>
-          <a:ext cx="71996" cy="1332493"/>
+          <a:off x="3030610" y="2819024"/>
+          <a:ext cx="57655" cy="1067077"/>
         </a:xfrm>
         <a:prstGeom prst="rect">
           <a:avLst/>
@@ -39529,8 +40079,8 @@
       </dsp:nvSpPr>
       <dsp:spPr>
         <a:xfrm>
-          <a:off x="48361" y="34732"/>
-          <a:ext cx="1800505" cy="1260422"/>
+          <a:off x="665771" y="2085"/>
+          <a:ext cx="1441868" cy="1009362"/>
         </a:xfrm>
         <a:prstGeom prst="rect">
           <a:avLst/>
@@ -39574,8 +40124,8 @@
       </dsp:nvSpPr>
       <dsp:spPr>
         <a:xfrm>
-          <a:off x="193563" y="1295601"/>
-          <a:ext cx="1727299" cy="158168"/>
+          <a:off x="782051" y="1011806"/>
+          <a:ext cx="1383244" cy="126663"/>
         </a:xfrm>
         <a:prstGeom prst="rect">
           <a:avLst/>
@@ -39599,12 +40149,12 @@
         <a:fontRef idx="minor"/>
       </dsp:style>
       <dsp:txBody>
-        <a:bodyPr spcFirstLastPara="0" vert="horz" wrap="square" lIns="71120" tIns="26670" rIns="71120" bIns="26670" numCol="1" spcCol="1270" anchor="ctr" anchorCtr="0">
+        <a:bodyPr spcFirstLastPara="0" vert="horz" wrap="square" lIns="60960" tIns="22860" rIns="60960" bIns="22860" numCol="1" spcCol="1270" anchor="ctr" anchorCtr="0">
           <a:noAutofit/>
         </a:bodyPr>
         <a:lstStyle/>
         <a:p>
-          <a:pPr lvl="0" algn="l" defTabSz="311150">
+          <a:pPr lvl="0" algn="l" defTabSz="266700">
             <a:lnSpc>
               <a:spcPct val="90000"/>
             </a:lnSpc>
@@ -39616,21 +40166,21 @@
             </a:spcAft>
           </a:pPr>
           <a:r>
-            <a:rPr lang="es-CO" sz="700" kern="1200">
+            <a:rPr lang="es-CO" sz="600" kern="1200">
               <a:latin typeface="Arial" panose="020B0604020202020204" pitchFamily="34" charset="0"/>
               <a:cs typeface="Arial" panose="020B0604020202020204" pitchFamily="34" charset="0"/>
             </a:rPr>
             <a:t>Población objeto</a:t>
           </a:r>
-          <a:endParaRPr lang="es-ES" sz="700" kern="1200">
+          <a:endParaRPr lang="es-ES" sz="600" kern="1200">
             <a:latin typeface="Arial" panose="020B0604020202020204" pitchFamily="34" charset="0"/>
             <a:cs typeface="Arial" panose="020B0604020202020204" pitchFamily="34" charset="0"/>
           </a:endParaRPr>
         </a:p>
       </dsp:txBody>
       <dsp:txXfrm>
-        <a:off x="193563" y="1295601"/>
-        <a:ext cx="1727299" cy="158168"/>
+        <a:off x="782051" y="1011806"/>
+        <a:ext cx="1383244" cy="126663"/>
       </dsp:txXfrm>
     </dsp:sp>
     <dsp:sp modelId="{8A14431E-1614-47A6-9AB8-B513C4E6AD08}">
@@ -39640,8 +40190,8 @@
       </dsp:nvSpPr>
       <dsp:spPr>
         <a:xfrm>
-          <a:off x="2069090" y="194392"/>
-          <a:ext cx="856087" cy="1332493"/>
+          <a:off x="2283997" y="129943"/>
+          <a:ext cx="685565" cy="1067077"/>
         </a:xfrm>
         <a:prstGeom prst="rect">
           <a:avLst/>
@@ -39670,7 +40220,7 @@
         </a:bodyPr>
         <a:lstStyle/>
         <a:p>
-          <a:pPr lvl="0" algn="l" defTabSz="311150">
+          <a:pPr lvl="0" algn="l" defTabSz="266700">
             <a:lnSpc>
               <a:spcPct val="90000"/>
             </a:lnSpc>
@@ -39682,21 +40232,21 @@
             </a:spcAft>
           </a:pPr>
           <a:r>
-            <a:rPr lang="es-CO" sz="700" kern="1200">
+            <a:rPr lang="es-CO" sz="600" kern="1200">
               <a:latin typeface="Arial" panose="020B0604020202020204" pitchFamily="34" charset="0"/>
               <a:cs typeface="Arial" panose="020B0604020202020204" pitchFamily="34" charset="0"/>
             </a:rPr>
             <a:t>Permite determinar el grupo sobre el cual se realizará la estimación.</a:t>
           </a:r>
-          <a:endParaRPr lang="en-US" sz="700" kern="1200">
+          <a:endParaRPr lang="en-US" sz="600" kern="1200">
             <a:latin typeface="Arial" panose="020B0604020202020204" pitchFamily="34" charset="0"/>
             <a:cs typeface="Arial" panose="020B0604020202020204" pitchFamily="34" charset="0"/>
           </a:endParaRPr>
         </a:p>
       </dsp:txBody>
       <dsp:txXfrm>
-        <a:off x="2069090" y="194392"/>
-        <a:ext cx="856087" cy="1332493"/>
+        <a:off x="2283997" y="129943"/>
+        <a:ext cx="685565" cy="1067077"/>
       </dsp:txXfrm>
     </dsp:sp>
     <dsp:sp modelId="{E393CA21-E021-4404-B4C0-E393E91B5C46}">
@@ -39706,8 +40256,8 @@
       </dsp:nvSpPr>
       <dsp:spPr>
         <a:xfrm>
-          <a:off x="3294616" y="194392"/>
-          <a:ext cx="1872501" cy="1332493"/>
+          <a:off x="3265414" y="129943"/>
+          <a:ext cx="1499523" cy="1067077"/>
         </a:xfrm>
         <a:prstGeom prst="frame">
           <a:avLst>
@@ -39749,8 +40299,8 @@
       </dsp:nvSpPr>
       <dsp:spPr>
         <a:xfrm>
-          <a:off x="6175667" y="194392"/>
-          <a:ext cx="71996" cy="1332493"/>
+          <a:off x="5572597" y="129943"/>
+          <a:ext cx="57655" cy="1067077"/>
         </a:xfrm>
         <a:prstGeom prst="rect">
           <a:avLst/>
@@ -39790,8 +40340,8 @@
       </dsp:nvSpPr>
       <dsp:spPr>
         <a:xfrm>
-          <a:off x="48361" y="1768523"/>
-          <a:ext cx="1800505" cy="1260422"/>
+          <a:off x="665771" y="1346625"/>
+          <a:ext cx="1441868" cy="1009362"/>
         </a:xfrm>
         <a:prstGeom prst="rect">
           <a:avLst/>
@@ -39835,8 +40385,8 @@
       </dsp:nvSpPr>
       <dsp:spPr>
         <a:xfrm>
-          <a:off x="193563" y="3029393"/>
-          <a:ext cx="1727299" cy="158168"/>
+          <a:off x="782051" y="2356346"/>
+          <a:ext cx="1383244" cy="126663"/>
         </a:xfrm>
         <a:prstGeom prst="rect">
           <a:avLst/>
@@ -39860,12 +40410,12 @@
         <a:fontRef idx="minor"/>
       </dsp:style>
       <dsp:txBody>
-        <a:bodyPr spcFirstLastPara="0" vert="horz" wrap="square" lIns="71120" tIns="26670" rIns="71120" bIns="26670" numCol="1" spcCol="1270" anchor="ctr" anchorCtr="0">
+        <a:bodyPr spcFirstLastPara="0" vert="horz" wrap="square" lIns="60960" tIns="22860" rIns="60960" bIns="22860" numCol="1" spcCol="1270" anchor="ctr" anchorCtr="0">
           <a:noAutofit/>
         </a:bodyPr>
         <a:lstStyle/>
         <a:p>
-          <a:pPr lvl="0" algn="l" defTabSz="311150">
+          <a:pPr lvl="0" algn="l" defTabSz="266700">
             <a:lnSpc>
               <a:spcPct val="90000"/>
             </a:lnSpc>
@@ -39877,21 +40427,21 @@
             </a:spcAft>
           </a:pPr>
           <a:r>
-            <a:rPr lang="es-CO" sz="700" kern="1200">
+            <a:rPr lang="es-CO" sz="600" kern="1200">
               <a:latin typeface="Arial" panose="020B0604020202020204" pitchFamily="34" charset="0"/>
               <a:cs typeface="Arial" panose="020B0604020202020204" pitchFamily="34" charset="0"/>
             </a:rPr>
             <a:t>Servicio o tecnología</a:t>
           </a:r>
-          <a:endParaRPr lang="en-US" sz="700" kern="1200">
+          <a:endParaRPr lang="en-US" sz="600" kern="1200">
             <a:latin typeface="Arial" panose="020B0604020202020204" pitchFamily="34" charset="0"/>
             <a:cs typeface="Arial" panose="020B0604020202020204" pitchFamily="34" charset="0"/>
           </a:endParaRPr>
         </a:p>
       </dsp:txBody>
       <dsp:txXfrm>
-        <a:off x="193563" y="3029393"/>
-        <a:ext cx="1727299" cy="158168"/>
+        <a:off x="782051" y="2356346"/>
+        <a:ext cx="1383244" cy="126663"/>
       </dsp:txXfrm>
     </dsp:sp>
     <dsp:sp modelId="{0E8E4183-AD71-40DE-A225-478AB92B0BC9}">
@@ -39901,8 +40451,8 @@
       </dsp:nvSpPr>
       <dsp:spPr>
         <a:xfrm>
-          <a:off x="2069090" y="1928183"/>
-          <a:ext cx="856087" cy="1332493"/>
+          <a:off x="2283997" y="1474484"/>
+          <a:ext cx="685565" cy="1067077"/>
         </a:xfrm>
         <a:prstGeom prst="rect">
           <a:avLst/>
@@ -39931,7 +40481,7 @@
         </a:bodyPr>
         <a:lstStyle/>
         <a:p>
-          <a:pPr lvl="0" algn="l" defTabSz="311150">
+          <a:pPr lvl="0" algn="l" defTabSz="266700">
             <a:lnSpc>
               <a:spcPct val="90000"/>
             </a:lnSpc>
@@ -39943,21 +40493,21 @@
             </a:spcAft>
           </a:pPr>
           <a:r>
-            <a:rPr lang="es-CO" sz="700" kern="1200">
+            <a:rPr lang="es-CO" sz="600" kern="1200">
               <a:latin typeface="Arial" panose="020B0604020202020204" pitchFamily="34" charset="0"/>
               <a:cs typeface="Arial" panose="020B0604020202020204" pitchFamily="34" charset="0"/>
             </a:rPr>
             <a:t>Cada servicio o tecnología requiere establecer su propia frecuencia de utilización.</a:t>
           </a:r>
-          <a:endParaRPr lang="en-US" sz="700" kern="1200">
+          <a:endParaRPr lang="en-US" sz="600" kern="1200">
             <a:latin typeface="Arial" panose="020B0604020202020204" pitchFamily="34" charset="0"/>
             <a:cs typeface="Arial" panose="020B0604020202020204" pitchFamily="34" charset="0"/>
           </a:endParaRPr>
         </a:p>
       </dsp:txBody>
       <dsp:txXfrm>
-        <a:off x="2069090" y="1928183"/>
-        <a:ext cx="856087" cy="1332493"/>
+        <a:off x="2283997" y="1474484"/>
+        <a:ext cx="685565" cy="1067077"/>
       </dsp:txXfrm>
     </dsp:sp>
     <dsp:sp modelId="{3A49AA28-7721-439F-BD53-B850D7A313D2}">
@@ -39967,8 +40517,8 @@
       </dsp:nvSpPr>
       <dsp:spPr>
         <a:xfrm>
-          <a:off x="3294616" y="1928183"/>
-          <a:ext cx="1872501" cy="1332493"/>
+          <a:off x="3265414" y="1474484"/>
+          <a:ext cx="1499523" cy="1067077"/>
         </a:xfrm>
         <a:prstGeom prst="frame">
           <a:avLst>
@@ -40010,8 +40560,8 @@
       </dsp:nvSpPr>
       <dsp:spPr>
         <a:xfrm>
-          <a:off x="6175667" y="1928183"/>
-          <a:ext cx="71996" cy="1332493"/>
+          <a:off x="5572597" y="1474484"/>
+          <a:ext cx="57655" cy="1067077"/>
         </a:xfrm>
         <a:prstGeom prst="rect">
           <a:avLst/>
@@ -40051,8 +40601,8 @@
       </dsp:nvSpPr>
       <dsp:spPr>
         <a:xfrm>
-          <a:off x="48361" y="3502314"/>
-          <a:ext cx="1800505" cy="1260422"/>
+          <a:off x="665771" y="2691166"/>
+          <a:ext cx="1441868" cy="1009362"/>
         </a:xfrm>
         <a:prstGeom prst="rect">
           <a:avLst/>
@@ -40096,8 +40646,8 @@
       </dsp:nvSpPr>
       <dsp:spPr>
         <a:xfrm>
-          <a:off x="193563" y="4763184"/>
-          <a:ext cx="1727299" cy="158168"/>
+          <a:off x="782051" y="3700887"/>
+          <a:ext cx="1383244" cy="126663"/>
         </a:xfrm>
         <a:prstGeom prst="rect">
           <a:avLst/>
@@ -40121,12 +40671,12 @@
         <a:fontRef idx="minor"/>
       </dsp:style>
       <dsp:txBody>
-        <a:bodyPr spcFirstLastPara="0" vert="horz" wrap="square" lIns="71120" tIns="26670" rIns="71120" bIns="26670" numCol="1" spcCol="1270" anchor="ctr" anchorCtr="0">
+        <a:bodyPr spcFirstLastPara="0" vert="horz" wrap="square" lIns="60960" tIns="22860" rIns="60960" bIns="22860" numCol="1" spcCol="1270" anchor="ctr" anchorCtr="0">
           <a:noAutofit/>
         </a:bodyPr>
         <a:lstStyle/>
         <a:p>
-          <a:pPr lvl="0" algn="l" defTabSz="311150">
+          <a:pPr lvl="0" algn="l" defTabSz="266700">
             <a:lnSpc>
               <a:spcPct val="90000"/>
             </a:lnSpc>
@@ -40138,21 +40688,21 @@
             </a:spcAft>
           </a:pPr>
           <a:r>
-            <a:rPr lang="es-CO" sz="700" kern="1200">
+            <a:rPr lang="es-CO" sz="600" kern="1200">
               <a:latin typeface="Arial" panose="020B0604020202020204" pitchFamily="34" charset="0"/>
               <a:cs typeface="Arial" panose="020B0604020202020204" pitchFamily="34" charset="0"/>
             </a:rPr>
             <a:t>Periodo de análisis</a:t>
           </a:r>
-          <a:endParaRPr lang="en-US" sz="700" kern="1200">
+          <a:endParaRPr lang="en-US" sz="600" kern="1200">
             <a:latin typeface="Arial" panose="020B0604020202020204" pitchFamily="34" charset="0"/>
             <a:cs typeface="Arial" panose="020B0604020202020204" pitchFamily="34" charset="0"/>
           </a:endParaRPr>
         </a:p>
       </dsp:txBody>
       <dsp:txXfrm>
-        <a:off x="193563" y="4763184"/>
-        <a:ext cx="1727299" cy="158168"/>
+        <a:off x="782051" y="3700887"/>
+        <a:ext cx="1383244" cy="126663"/>
       </dsp:txXfrm>
     </dsp:sp>
     <dsp:sp modelId="{F662C990-B877-4731-BDA1-9544D2DC5A28}">
@@ -40162,8 +40712,8 @@
       </dsp:nvSpPr>
       <dsp:spPr>
         <a:xfrm>
-          <a:off x="2069090" y="3661974"/>
-          <a:ext cx="856087" cy="1332493"/>
+          <a:off x="2283997" y="2819024"/>
+          <a:ext cx="685565" cy="1067077"/>
         </a:xfrm>
         <a:prstGeom prst="rect">
           <a:avLst/>
@@ -40192,7 +40742,7 @@
         </a:bodyPr>
         <a:lstStyle/>
         <a:p>
-          <a:pPr lvl="0" algn="l" defTabSz="311150">
+          <a:pPr lvl="0" algn="l" defTabSz="266700">
             <a:lnSpc>
               <a:spcPct val="90000"/>
             </a:lnSpc>
@@ -40204,21 +40754,21 @@
             </a:spcAft>
           </a:pPr>
           <a:r>
-            <a:rPr lang="es-CO" sz="700" kern="1200">
+            <a:rPr lang="es-CO" sz="600" kern="1200">
               <a:latin typeface="Arial" panose="020B0604020202020204" pitchFamily="34" charset="0"/>
               <a:cs typeface="Arial" panose="020B0604020202020204" pitchFamily="34" charset="0"/>
             </a:rPr>
             <a:t>Permite determinar el comportamiento de la utilización durante un intervalo definido.</a:t>
           </a:r>
-          <a:endParaRPr lang="en-US" sz="700" kern="1200">
+          <a:endParaRPr lang="en-US" sz="600" kern="1200">
             <a:latin typeface="Arial" panose="020B0604020202020204" pitchFamily="34" charset="0"/>
             <a:cs typeface="Arial" panose="020B0604020202020204" pitchFamily="34" charset="0"/>
           </a:endParaRPr>
         </a:p>
       </dsp:txBody>
       <dsp:txXfrm>
-        <a:off x="2069090" y="3661974"/>
-        <a:ext cx="856087" cy="1332493"/>
+        <a:off x="2283997" y="2819024"/>
+        <a:ext cx="685565" cy="1067077"/>
       </dsp:txXfrm>
     </dsp:sp>
     <dsp:sp modelId="{E46481C8-85B4-4BA4-ABF1-6808DEBA4A92}">
@@ -40228,8 +40778,8 @@
       </dsp:nvSpPr>
       <dsp:spPr>
         <a:xfrm>
-          <a:off x="3294616" y="3661974"/>
-          <a:ext cx="1872501" cy="1332493"/>
+          <a:off x="3265414" y="2819024"/>
+          <a:ext cx="1499523" cy="1067077"/>
         </a:xfrm>
         <a:prstGeom prst="frame">
           <a:avLst>
@@ -40271,8 +40821,8 @@
       </dsp:nvSpPr>
       <dsp:spPr>
         <a:xfrm>
-          <a:off x="6175667" y="3661974"/>
-          <a:ext cx="71996" cy="1332493"/>
+          <a:off x="5572597" y="2819024"/>
+          <a:ext cx="57655" cy="1067077"/>
         </a:xfrm>
         <a:prstGeom prst="rect">
           <a:avLst/>
@@ -40312,8 +40862,8 @@
       </dsp:nvSpPr>
       <dsp:spPr>
         <a:xfrm>
-          <a:off x="3222620" y="34732"/>
-          <a:ext cx="1800505" cy="1260422"/>
+          <a:off x="3207759" y="2085"/>
+          <a:ext cx="1441868" cy="1009362"/>
         </a:xfrm>
         <a:prstGeom prst="rect">
           <a:avLst/>
@@ -40357,8 +40907,8 @@
       </dsp:nvSpPr>
       <dsp:spPr>
         <a:xfrm>
-          <a:off x="3367822" y="1295601"/>
-          <a:ext cx="1727299" cy="158168"/>
+          <a:off x="3324039" y="1011806"/>
+          <a:ext cx="1383244" cy="126663"/>
         </a:xfrm>
         <a:prstGeom prst="rect">
           <a:avLst/>
@@ -40382,12 +40932,12 @@
         <a:fontRef idx="minor"/>
       </dsp:style>
       <dsp:txBody>
-        <a:bodyPr spcFirstLastPara="0" vert="horz" wrap="square" lIns="71120" tIns="26670" rIns="71120" bIns="26670" numCol="1" spcCol="1270" anchor="ctr" anchorCtr="0">
+        <a:bodyPr spcFirstLastPara="0" vert="horz" wrap="square" lIns="60960" tIns="22860" rIns="60960" bIns="22860" numCol="1" spcCol="1270" anchor="ctr" anchorCtr="0">
           <a:noAutofit/>
         </a:bodyPr>
         <a:lstStyle/>
         <a:p>
-          <a:pPr lvl="0" algn="l" defTabSz="311150">
+          <a:pPr lvl="0" algn="l" defTabSz="266700">
             <a:lnSpc>
               <a:spcPct val="90000"/>
             </a:lnSpc>
@@ -40399,21 +40949,21 @@
             </a:spcAft>
           </a:pPr>
           <a:r>
-            <a:rPr lang="es-CO" sz="700" kern="1200">
+            <a:rPr lang="es-CO" sz="600" kern="1200">
               <a:latin typeface="Arial" panose="020B0604020202020204" pitchFamily="34" charset="0"/>
               <a:cs typeface="Arial" panose="020B0604020202020204" pitchFamily="34" charset="0"/>
             </a:rPr>
             <a:t>Información histórica</a:t>
           </a:r>
-          <a:endParaRPr lang="en-US" sz="700" kern="1200">
+          <a:endParaRPr lang="en-US" sz="600" kern="1200">
             <a:latin typeface="Arial" panose="020B0604020202020204" pitchFamily="34" charset="0"/>
             <a:cs typeface="Arial" panose="020B0604020202020204" pitchFamily="34" charset="0"/>
           </a:endParaRPr>
         </a:p>
       </dsp:txBody>
       <dsp:txXfrm>
-        <a:off x="3367822" y="1295601"/>
-        <a:ext cx="1727299" cy="158168"/>
+        <a:off x="3324039" y="1011806"/>
+        <a:ext cx="1383244" cy="126663"/>
       </dsp:txXfrm>
     </dsp:sp>
     <dsp:sp modelId="{A6F539F6-344F-4675-AF1D-8CECEFEDAE3B}">
@@ -40423,8 +40973,8 @@
       </dsp:nvSpPr>
       <dsp:spPr>
         <a:xfrm>
-          <a:off x="5243349" y="194392"/>
-          <a:ext cx="856087" cy="1332493"/>
+          <a:off x="4825985" y="129943"/>
+          <a:ext cx="685565" cy="1067077"/>
         </a:xfrm>
         <a:prstGeom prst="rect">
           <a:avLst/>
@@ -40453,7 +41003,7 @@
         </a:bodyPr>
         <a:lstStyle/>
         <a:p>
-          <a:pPr lvl="0" algn="l" defTabSz="311150">
+          <a:pPr lvl="0" algn="l" defTabSz="266700">
             <a:lnSpc>
               <a:spcPct val="90000"/>
             </a:lnSpc>
@@ -40465,21 +41015,21 @@
             </a:spcAft>
           </a:pPr>
           <a:r>
-            <a:rPr lang="es-CO" sz="700" kern="1200">
+            <a:rPr lang="es-CO" sz="600" kern="1200">
               <a:latin typeface="Arial" panose="020B0604020202020204" pitchFamily="34" charset="0"/>
               <a:cs typeface="Arial" panose="020B0604020202020204" pitchFamily="34" charset="0"/>
             </a:rPr>
             <a:t>Los registros de utilización de periodos anteriores constituyen un insumo para identificar comportamientos y establecer estimaciones.</a:t>
           </a:r>
-          <a:endParaRPr lang="en-US" sz="700" kern="1200">
+          <a:endParaRPr lang="en-US" sz="600" kern="1200">
             <a:latin typeface="Arial" panose="020B0604020202020204" pitchFamily="34" charset="0"/>
             <a:cs typeface="Arial" panose="020B0604020202020204" pitchFamily="34" charset="0"/>
           </a:endParaRPr>
         </a:p>
       </dsp:txBody>
       <dsp:txXfrm>
-        <a:off x="5243349" y="194392"/>
-        <a:ext cx="856087" cy="1332493"/>
+        <a:off x="4825985" y="129943"/>
+        <a:ext cx="685565" cy="1067077"/>
       </dsp:txXfrm>
     </dsp:sp>
     <dsp:sp modelId="{926E9470-3987-45FD-A562-CA7252EB9178}">
@@ -40489,8 +41039,8 @@
       </dsp:nvSpPr>
       <dsp:spPr>
         <a:xfrm>
-          <a:off x="3222620" y="1768523"/>
-          <a:ext cx="1800505" cy="1260422"/>
+          <a:off x="3207759" y="1346625"/>
+          <a:ext cx="1441868" cy="1009362"/>
         </a:xfrm>
         <a:prstGeom prst="rect">
           <a:avLst/>
@@ -40534,8 +41084,8 @@
       </dsp:nvSpPr>
       <dsp:spPr>
         <a:xfrm>
-          <a:off x="3367822" y="3029393"/>
-          <a:ext cx="1727299" cy="158168"/>
+          <a:off x="3324039" y="2356346"/>
+          <a:ext cx="1383244" cy="126663"/>
         </a:xfrm>
         <a:prstGeom prst="rect">
           <a:avLst/>
@@ -40559,12 +41109,12 @@
         <a:fontRef idx="minor"/>
       </dsp:style>
       <dsp:txBody>
-        <a:bodyPr spcFirstLastPara="0" vert="horz" wrap="square" lIns="71120" tIns="26670" rIns="71120" bIns="26670" numCol="1" spcCol="1270" anchor="ctr" anchorCtr="0">
+        <a:bodyPr spcFirstLastPara="0" vert="horz" wrap="square" lIns="60960" tIns="22860" rIns="60960" bIns="22860" numCol="1" spcCol="1270" anchor="ctr" anchorCtr="0">
           <a:noAutofit/>
         </a:bodyPr>
         <a:lstStyle/>
         <a:p>
-          <a:pPr lvl="0" algn="l" defTabSz="311150">
+          <a:pPr lvl="0" algn="l" defTabSz="266700">
             <a:lnSpc>
               <a:spcPct val="90000"/>
             </a:lnSpc>
@@ -40576,21 +41126,21 @@
             </a:spcAft>
           </a:pPr>
           <a:r>
-            <a:rPr lang="es-CO" sz="700" kern="1200">
+            <a:rPr lang="es-CO" sz="600" kern="1200">
               <a:latin typeface="Arial" panose="020B0604020202020204" pitchFamily="34" charset="0"/>
               <a:cs typeface="Arial" panose="020B0604020202020204" pitchFamily="34" charset="0"/>
             </a:rPr>
             <a:t>Características de la población</a:t>
           </a:r>
-          <a:endParaRPr lang="en-US" sz="700" kern="1200">
+          <a:endParaRPr lang="en-US" sz="600" kern="1200">
             <a:latin typeface="Arial" panose="020B0604020202020204" pitchFamily="34" charset="0"/>
             <a:cs typeface="Arial" panose="020B0604020202020204" pitchFamily="34" charset="0"/>
           </a:endParaRPr>
         </a:p>
       </dsp:txBody>
       <dsp:txXfrm>
-        <a:off x="3367822" y="3029393"/>
-        <a:ext cx="1727299" cy="158168"/>
+        <a:off x="3324039" y="2356346"/>
+        <a:ext cx="1383244" cy="126663"/>
       </dsp:txXfrm>
     </dsp:sp>
     <dsp:sp modelId="{579728D8-F399-4393-B439-CFC66DC26776}">
@@ -40600,8 +41150,8 @@
       </dsp:nvSpPr>
       <dsp:spPr>
         <a:xfrm>
-          <a:off x="5243349" y="1928183"/>
-          <a:ext cx="856087" cy="1332493"/>
+          <a:off x="4825985" y="1474484"/>
+          <a:ext cx="685565" cy="1067077"/>
         </a:xfrm>
         <a:prstGeom prst="rect">
           <a:avLst/>
@@ -40630,7 +41180,7 @@
         </a:bodyPr>
         <a:lstStyle/>
         <a:p>
-          <a:pPr lvl="0" algn="l" defTabSz="311150">
+          <a:pPr lvl="0" algn="l" defTabSz="266700">
             <a:lnSpc>
               <a:spcPct val="90000"/>
             </a:lnSpc>
@@ -40642,21 +41192,21 @@
             </a:spcAft>
           </a:pPr>
           <a:r>
-            <a:rPr lang="es-CO" sz="700" kern="1200">
+            <a:rPr lang="es-CO" sz="600" kern="1200">
               <a:latin typeface="Arial" panose="020B0604020202020204" pitchFamily="34" charset="0"/>
               <a:cs typeface="Arial" panose="020B0604020202020204" pitchFamily="34" charset="0"/>
             </a:rPr>
             <a:t>Las diferencias demográficas, epidemiológicas y territoriales pueden generar frecuencias de uso diferentes.</a:t>
           </a:r>
-          <a:endParaRPr lang="en-US" sz="700" kern="1200">
+          <a:endParaRPr lang="en-US" sz="600" kern="1200">
             <a:latin typeface="Arial" panose="020B0604020202020204" pitchFamily="34" charset="0"/>
             <a:cs typeface="Arial" panose="020B0604020202020204" pitchFamily="34" charset="0"/>
           </a:endParaRPr>
         </a:p>
       </dsp:txBody>
       <dsp:txXfrm>
-        <a:off x="5243349" y="1928183"/>
-        <a:ext cx="856087" cy="1332493"/>
+        <a:off x="4825985" y="1474484"/>
+        <a:ext cx="685565" cy="1067077"/>
       </dsp:txXfrm>
     </dsp:sp>
     <dsp:sp modelId="{615A5234-EB3B-477D-9AA0-148D89BEB5B0}">
@@ -40666,8 +41216,8 @@
       </dsp:nvSpPr>
       <dsp:spPr>
         <a:xfrm>
-          <a:off x="3222620" y="3502314"/>
-          <a:ext cx="1800505" cy="1260422"/>
+          <a:off x="3207759" y="2691166"/>
+          <a:ext cx="1441868" cy="1009362"/>
         </a:xfrm>
         <a:prstGeom prst="rect">
           <a:avLst/>
@@ -40711,8 +41261,8 @@
       </dsp:nvSpPr>
       <dsp:spPr>
         <a:xfrm>
-          <a:off x="3367822" y="4763184"/>
-          <a:ext cx="1727299" cy="158168"/>
+          <a:off x="3324039" y="3700887"/>
+          <a:ext cx="1383244" cy="126663"/>
         </a:xfrm>
         <a:prstGeom prst="rect">
           <a:avLst/>
@@ -40736,12 +41286,12 @@
         <a:fontRef idx="minor"/>
       </dsp:style>
       <dsp:txBody>
-        <a:bodyPr spcFirstLastPara="0" vert="horz" wrap="square" lIns="71120" tIns="26670" rIns="71120" bIns="26670" numCol="1" spcCol="1270" anchor="ctr" anchorCtr="0">
+        <a:bodyPr spcFirstLastPara="0" vert="horz" wrap="square" lIns="60960" tIns="22860" rIns="60960" bIns="22860" numCol="1" spcCol="1270" anchor="ctr" anchorCtr="0">
           <a:noAutofit/>
         </a:bodyPr>
         <a:lstStyle/>
         <a:p>
-          <a:pPr lvl="0" algn="l" defTabSz="311150">
+          <a:pPr lvl="0" algn="l" defTabSz="266700">
             <a:lnSpc>
               <a:spcPct val="90000"/>
             </a:lnSpc>
@@ -40753,21 +41303,21 @@
             </a:spcAft>
           </a:pPr>
           <a:r>
-            <a:rPr lang="es-CO" sz="700" kern="1200">
+            <a:rPr lang="es-CO" sz="600" kern="1200">
               <a:latin typeface="Arial" panose="020B0604020202020204" pitchFamily="34" charset="0"/>
               <a:cs typeface="Arial" panose="020B0604020202020204" pitchFamily="34" charset="0"/>
             </a:rPr>
             <a:t>Condiciones operativas</a:t>
           </a:r>
-          <a:endParaRPr lang="en-US" sz="700" kern="1200">
+          <a:endParaRPr lang="en-US" sz="600" kern="1200">
             <a:latin typeface="Arial" panose="020B0604020202020204" pitchFamily="34" charset="0"/>
             <a:cs typeface="Arial" panose="020B0604020202020204" pitchFamily="34" charset="0"/>
           </a:endParaRPr>
         </a:p>
       </dsp:txBody>
       <dsp:txXfrm>
-        <a:off x="3367822" y="4763184"/>
-        <a:ext cx="1727299" cy="158168"/>
+        <a:off x="3324039" y="3700887"/>
+        <a:ext cx="1383244" cy="126663"/>
       </dsp:txXfrm>
     </dsp:sp>
     <dsp:sp modelId="{75BA84A3-CFD2-4E33-AF4B-7F4F4F01902D}">
@@ -40777,8 +41327,8 @@
       </dsp:nvSpPr>
       <dsp:spPr>
         <a:xfrm>
-          <a:off x="5243349" y="3661974"/>
-          <a:ext cx="856087" cy="1332493"/>
+          <a:off x="4825985" y="2819024"/>
+          <a:ext cx="685565" cy="1067077"/>
         </a:xfrm>
         <a:prstGeom prst="rect">
           <a:avLst/>
@@ -40807,7 +41357,7 @@
         </a:bodyPr>
         <a:lstStyle/>
         <a:p>
-          <a:pPr lvl="0" algn="l" defTabSz="311150">
+          <a:pPr lvl="0" algn="l" defTabSz="266700">
             <a:lnSpc>
               <a:spcPct val="90000"/>
             </a:lnSpc>
@@ -40819,21 +41369,21 @@
             </a:spcAft>
           </a:pPr>
           <a:r>
-            <a:rPr lang="es-CO" sz="700" kern="1200">
+            <a:rPr lang="es-CO" sz="600" kern="1200">
               <a:latin typeface="Arial" panose="020B0604020202020204" pitchFamily="34" charset="0"/>
               <a:cs typeface="Arial" panose="020B0604020202020204" pitchFamily="34" charset="0"/>
             </a:rPr>
             <a:t>La disponibilidad de servicios, las características del territorio y las condiciones de prestación pueden influir en la utilización.</a:t>
           </a:r>
-          <a:endParaRPr lang="en-US" sz="700" kern="1200">
+          <a:endParaRPr lang="en-US" sz="600" kern="1200">
             <a:latin typeface="Arial" panose="020B0604020202020204" pitchFamily="34" charset="0"/>
             <a:cs typeface="Arial" panose="020B0604020202020204" pitchFamily="34" charset="0"/>
           </a:endParaRPr>
         </a:p>
       </dsp:txBody>
       <dsp:txXfrm>
-        <a:off x="5243349" y="3661974"/>
-        <a:ext cx="856087" cy="1332493"/>
+        <a:off x="4825985" y="2819024"/>
+        <a:ext cx="685565" cy="1067077"/>
       </dsp:txXfrm>
     </dsp:sp>
   </dsp:spTree>
@@ -41150,7 +41700,7 @@
       <dsp:spPr>
         <a:xfrm>
           <a:off x="3220" y="0"/>
-          <a:ext cx="3098143" cy="2803584"/>
+          <a:ext cx="3098143" cy="3923414"/>
         </a:xfrm>
         <a:prstGeom prst="roundRect">
           <a:avLst>
@@ -41184,12 +41734,12 @@
         <a:fontRef idx="minor"/>
       </dsp:style>
       <dsp:txBody>
-        <a:bodyPr spcFirstLastPara="0" vert="horz" wrap="square" lIns="91440" tIns="91440" rIns="91440" bIns="91440" numCol="1" spcCol="1270" anchor="ctr" anchorCtr="0">
+        <a:bodyPr spcFirstLastPara="0" vert="horz" wrap="square" lIns="118110" tIns="118110" rIns="118110" bIns="118110" numCol="1" spcCol="1270" anchor="ctr" anchorCtr="0">
           <a:noAutofit/>
         </a:bodyPr>
         <a:lstStyle/>
         <a:p>
-          <a:pPr lvl="0" algn="ctr" defTabSz="1066800">
+          <a:pPr lvl="0" algn="ctr" defTabSz="1377950">
             <a:lnSpc>
               <a:spcPct val="90000"/>
             </a:lnSpc>
@@ -41201,13 +41751,13 @@
             </a:spcAft>
           </a:pPr>
           <a:r>
-            <a:rPr lang="es-CO" sz="2400" kern="1200">
+            <a:rPr lang="es-CO" sz="3100" kern="1200">
               <a:latin typeface="Arial" panose="020B0604020202020204" pitchFamily="34" charset="0"/>
               <a:cs typeface="Arial" panose="020B0604020202020204" pitchFamily="34" charset="0"/>
             </a:rPr>
             <a:t>Manual Tarifario SOAT</a:t>
           </a:r>
-          <a:endParaRPr lang="es-ES" sz="2400" kern="1200">
+          <a:endParaRPr lang="es-ES" sz="3100" kern="1200">
             <a:latin typeface="Arial" panose="020B0604020202020204" pitchFamily="34" charset="0"/>
             <a:cs typeface="Arial" panose="020B0604020202020204" pitchFamily="34" charset="0"/>
           </a:endParaRPr>
@@ -41215,7 +41765,7 @@
       </dsp:txBody>
       <dsp:txXfrm>
         <a:off x="3220" y="0"/>
-        <a:ext cx="3098143" cy="841075"/>
+        <a:ext cx="3098143" cy="1177024"/>
       </dsp:txXfrm>
     </dsp:sp>
     <dsp:sp modelId="{D5373C8D-3912-4BD4-90E9-20FA265ED65C}">
@@ -41225,8 +41775,8 @@
       </dsp:nvSpPr>
       <dsp:spPr>
         <a:xfrm>
-          <a:off x="313035" y="841896"/>
-          <a:ext cx="2478515" cy="845318"/>
+          <a:off x="313035" y="1178173"/>
+          <a:ext cx="2478515" cy="1182962"/>
         </a:xfrm>
         <a:prstGeom prst="roundRect">
           <a:avLst>
@@ -41269,12 +41819,12 @@
         </a:fontRef>
       </dsp:style>
       <dsp:txBody>
-        <a:bodyPr spcFirstLastPara="0" vert="horz" wrap="square" lIns="17780" tIns="13335" rIns="17780" bIns="13335" numCol="1" spcCol="1270" anchor="ctr" anchorCtr="0">
+        <a:bodyPr spcFirstLastPara="0" vert="horz" wrap="square" lIns="20320" tIns="15240" rIns="20320" bIns="15240" numCol="1" spcCol="1270" anchor="ctr" anchorCtr="0">
           <a:noAutofit/>
         </a:bodyPr>
         <a:lstStyle/>
         <a:p>
-          <a:pPr lvl="0" algn="ctr" defTabSz="311150">
+          <a:pPr lvl="0" algn="ctr" defTabSz="355600">
             <a:lnSpc>
               <a:spcPct val="90000"/>
             </a:lnSpc>
@@ -41286,21 +41836,21 @@
             </a:spcAft>
           </a:pPr>
           <a:r>
-            <a:rPr lang="es-CO" sz="700" kern="1200">
+            <a:rPr lang="es-CO" sz="800" kern="1200">
               <a:latin typeface="Arial" panose="020B0604020202020204" pitchFamily="34" charset="0"/>
               <a:cs typeface="Arial" panose="020B0604020202020204" pitchFamily="34" charset="0"/>
             </a:rPr>
             <a:t>El Manual Tarifario SOAT tiene como antecedente el régimen tarifario establecido mediante el Decreto 2423 de 1996, posteriormente compilado en el Decreto 780 de 2016. Este referente establece la nomenclatura, clasificación y tarifas para determinados procedimientos médico-quirúrgicos y hospitalarios.</a:t>
           </a:r>
-          <a:endParaRPr lang="en-US" sz="700" kern="1200">
+          <a:endParaRPr lang="en-US" sz="800" kern="1200">
             <a:latin typeface="Arial" panose="020B0604020202020204" pitchFamily="34" charset="0"/>
             <a:cs typeface="Arial" panose="020B0604020202020204" pitchFamily="34" charset="0"/>
           </a:endParaRPr>
         </a:p>
       </dsp:txBody>
       <dsp:txXfrm>
-        <a:off x="337794" y="866655"/>
-        <a:ext cx="2428997" cy="795800"/>
+        <a:off x="347683" y="1212821"/>
+        <a:ext cx="2409219" cy="1113666"/>
       </dsp:txXfrm>
     </dsp:sp>
     <dsp:sp modelId="{F81F8DF3-610B-42F2-BCF0-309E749B0A89}">
@@ -41310,8 +41860,8 @@
       </dsp:nvSpPr>
       <dsp:spPr>
         <a:xfrm>
-          <a:off x="313035" y="1817264"/>
-          <a:ext cx="2478515" cy="845318"/>
+          <a:off x="313035" y="2543130"/>
+          <a:ext cx="2478515" cy="1182962"/>
         </a:xfrm>
         <a:prstGeom prst="roundRect">
           <a:avLst>
@@ -41354,12 +41904,12 @@
         </a:fontRef>
       </dsp:style>
       <dsp:txBody>
-        <a:bodyPr spcFirstLastPara="0" vert="horz" wrap="square" lIns="17780" tIns="13335" rIns="17780" bIns="13335" numCol="1" spcCol="1270" anchor="ctr" anchorCtr="0">
+        <a:bodyPr spcFirstLastPara="0" vert="horz" wrap="square" lIns="20320" tIns="15240" rIns="20320" bIns="15240" numCol="1" spcCol="1270" anchor="ctr" anchorCtr="0">
           <a:noAutofit/>
         </a:bodyPr>
         <a:lstStyle/>
         <a:p>
-          <a:pPr lvl="0" algn="ctr" defTabSz="311150">
+          <a:pPr lvl="0" algn="ctr" defTabSz="355600">
             <a:lnSpc>
               <a:spcPct val="90000"/>
             </a:lnSpc>
@@ -41371,21 +41921,21 @@
             </a:spcAft>
           </a:pPr>
           <a:r>
-            <a:rPr lang="es-CO" sz="700" kern="1200">
+            <a:rPr lang="es-CO" sz="800" kern="1200">
               <a:latin typeface="Arial" panose="020B0604020202020204" pitchFamily="34" charset="0"/>
               <a:cs typeface="Arial" panose="020B0604020202020204" pitchFamily="34" charset="0"/>
             </a:rPr>
             <a:t>Su aplicación obligatoria está asociada a situaciones específicas establecidas en la normativa, entre ellas la atención de víctimas de accidentes de tránsito y determinados eventos catastróficos, así como la atención inicial de urgencias cuando no existe un acuerdo previo entre las partes. Para otros procesos de contratación, puede utilizarse como referente cuando así se establezca en el acuerdo de voluntades.</a:t>
           </a:r>
-          <a:endParaRPr lang="en-US" sz="700" kern="1200">
+          <a:endParaRPr lang="en-US" sz="800" kern="1200">
             <a:latin typeface="Arial" panose="020B0604020202020204" pitchFamily="34" charset="0"/>
             <a:cs typeface="Arial" panose="020B0604020202020204" pitchFamily="34" charset="0"/>
           </a:endParaRPr>
         </a:p>
       </dsp:txBody>
       <dsp:txXfrm>
-        <a:off x="337794" y="1842023"/>
-        <a:ext cx="2428997" cy="795800"/>
+        <a:off x="347683" y="2577778"/>
+        <a:ext cx="2409219" cy="1113666"/>
       </dsp:txXfrm>
     </dsp:sp>
     <dsp:sp modelId="{DE6B8FBC-D5EF-4416-ACCA-05879E5E79A8}">
@@ -41396,7 +41946,7 @@
       <dsp:spPr>
         <a:xfrm>
           <a:off x="3333725" y="0"/>
-          <a:ext cx="3098143" cy="2803584"/>
+          <a:ext cx="3098143" cy="3923414"/>
         </a:xfrm>
         <a:prstGeom prst="roundRect">
           <a:avLst>
@@ -41430,12 +41980,12 @@
         <a:fontRef idx="minor"/>
       </dsp:style>
       <dsp:txBody>
-        <a:bodyPr spcFirstLastPara="0" vert="horz" wrap="square" lIns="91440" tIns="91440" rIns="91440" bIns="91440" numCol="1" spcCol="1270" anchor="ctr" anchorCtr="0">
+        <a:bodyPr spcFirstLastPara="0" vert="horz" wrap="square" lIns="118110" tIns="118110" rIns="118110" bIns="118110" numCol="1" spcCol="1270" anchor="ctr" anchorCtr="0">
           <a:noAutofit/>
         </a:bodyPr>
         <a:lstStyle/>
         <a:p>
-          <a:pPr lvl="0" algn="ctr" defTabSz="1066800">
+          <a:pPr lvl="0" algn="ctr" defTabSz="1377950">
             <a:lnSpc>
               <a:spcPct val="90000"/>
             </a:lnSpc>
@@ -41447,13 +41997,13 @@
             </a:spcAft>
           </a:pPr>
           <a:r>
-            <a:rPr lang="es-CO" sz="2400" kern="1200">
+            <a:rPr lang="es-CO" sz="3100" kern="1200">
               <a:latin typeface="Arial" panose="020B0604020202020204" pitchFamily="34" charset="0"/>
               <a:cs typeface="Arial" panose="020B0604020202020204" pitchFamily="34" charset="0"/>
             </a:rPr>
             <a:t>Manual Tarifario ISS 2001</a:t>
           </a:r>
-          <a:endParaRPr lang="en-US" sz="2400" kern="1200">
+          <a:endParaRPr lang="en-US" sz="3100" kern="1200">
             <a:latin typeface="Arial" panose="020B0604020202020204" pitchFamily="34" charset="0"/>
             <a:cs typeface="Arial" panose="020B0604020202020204" pitchFamily="34" charset="0"/>
           </a:endParaRPr>
@@ -41461,7 +42011,7 @@
       </dsp:txBody>
       <dsp:txXfrm>
         <a:off x="3333725" y="0"/>
-        <a:ext cx="3098143" cy="841075"/>
+        <a:ext cx="3098143" cy="1177024"/>
       </dsp:txXfrm>
     </dsp:sp>
     <dsp:sp modelId="{93CC2AFA-B8DB-42BD-880F-83C56682AD12}">
@@ -41471,8 +42021,8 @@
       </dsp:nvSpPr>
       <dsp:spPr>
         <a:xfrm>
-          <a:off x="3643539" y="841896"/>
-          <a:ext cx="2478515" cy="845318"/>
+          <a:off x="3643539" y="1178173"/>
+          <a:ext cx="2478515" cy="1182962"/>
         </a:xfrm>
         <a:prstGeom prst="roundRect">
           <a:avLst>
@@ -41515,12 +42065,12 @@
         </a:fontRef>
       </dsp:style>
       <dsp:txBody>
-        <a:bodyPr spcFirstLastPara="0" vert="horz" wrap="square" lIns="17780" tIns="13335" rIns="17780" bIns="13335" numCol="1" spcCol="1270" anchor="ctr" anchorCtr="0">
+        <a:bodyPr spcFirstLastPara="0" vert="horz" wrap="square" lIns="20320" tIns="15240" rIns="20320" bIns="15240" numCol="1" spcCol="1270" anchor="ctr" anchorCtr="0">
           <a:noAutofit/>
         </a:bodyPr>
         <a:lstStyle/>
         <a:p>
-          <a:pPr lvl="0" algn="ctr" defTabSz="311150">
+          <a:pPr lvl="0" algn="ctr" defTabSz="355600">
             <a:lnSpc>
               <a:spcPct val="90000"/>
             </a:lnSpc>
@@ -41532,21 +42082,21 @@
             </a:spcAft>
           </a:pPr>
           <a:r>
-            <a:rPr lang="es-CO" sz="700" kern="1200">
+            <a:rPr lang="es-CO" sz="800" kern="1200">
               <a:latin typeface="Arial" panose="020B0604020202020204" pitchFamily="34" charset="0"/>
               <a:cs typeface="Arial" panose="020B0604020202020204" pitchFamily="34" charset="0"/>
             </a:rPr>
             <a:t>El denominado Manual Tarifario ISS 2001 corresponde a un referente histórico utilizado en procesos de negociación de servicios de salud. Aunque no ha tenido una actualización oficial posterior a su expedición, puede encontrarse como referencia en algunos procesos de contratación cuando las partes acuerdan utilizarlo.</a:t>
           </a:r>
-          <a:endParaRPr lang="en-US" sz="700" kern="1200">
+          <a:endParaRPr lang="en-US" sz="800" kern="1200">
             <a:latin typeface="Arial" panose="020B0604020202020204" pitchFamily="34" charset="0"/>
             <a:cs typeface="Arial" panose="020B0604020202020204" pitchFamily="34" charset="0"/>
           </a:endParaRPr>
         </a:p>
       </dsp:txBody>
       <dsp:txXfrm>
-        <a:off x="3668298" y="866655"/>
-        <a:ext cx="2428997" cy="795800"/>
+        <a:off x="3678187" y="1212821"/>
+        <a:ext cx="2409219" cy="1113666"/>
       </dsp:txXfrm>
     </dsp:sp>
     <dsp:sp modelId="{65A05116-7DDF-4DD3-8A6A-CAEE40B1D8FA}">
@@ -41556,8 +42106,8 @@
       </dsp:nvSpPr>
       <dsp:spPr>
         <a:xfrm>
-          <a:off x="3643539" y="1817264"/>
-          <a:ext cx="2478515" cy="845318"/>
+          <a:off x="3643539" y="2543130"/>
+          <a:ext cx="2478515" cy="1182962"/>
         </a:xfrm>
         <a:prstGeom prst="roundRect">
           <a:avLst>
@@ -41600,12 +42150,12 @@
         </a:fontRef>
       </dsp:style>
       <dsp:txBody>
-        <a:bodyPr spcFirstLastPara="0" vert="horz" wrap="square" lIns="17780" tIns="13335" rIns="17780" bIns="13335" numCol="1" spcCol="1270" anchor="ctr" anchorCtr="0">
+        <a:bodyPr spcFirstLastPara="0" vert="horz" wrap="square" lIns="20320" tIns="15240" rIns="20320" bIns="15240" numCol="1" spcCol="1270" anchor="ctr" anchorCtr="0">
           <a:noAutofit/>
         </a:bodyPr>
         <a:lstStyle/>
         <a:p>
-          <a:pPr lvl="0" algn="ctr" defTabSz="311150">
+          <a:pPr lvl="0" algn="ctr" defTabSz="355600">
             <a:lnSpc>
               <a:spcPct val="90000"/>
             </a:lnSpc>
@@ -41617,21 +42167,21 @@
             </a:spcAft>
           </a:pPr>
           <a:r>
-            <a:rPr lang="es-CO" sz="700" kern="1200">
+            <a:rPr lang="es-CO" sz="800" kern="1200">
               <a:latin typeface="Arial" panose="020B0604020202020204" pitchFamily="34" charset="0"/>
               <a:cs typeface="Arial" panose="020B0604020202020204" pitchFamily="34" charset="0"/>
             </a:rPr>
             <a:t>Es importante diferenciar entre un manual utilizado como referente de negociación y una tarifa de aplicación obligatoria. La utilización de un manual como referente depende de las condiciones pactadas por las partes y del marco normativo aplicable al acuerdo.</a:t>
           </a:r>
-          <a:endParaRPr lang="en-US" sz="700" kern="1200">
+          <a:endParaRPr lang="en-US" sz="800" kern="1200">
             <a:latin typeface="Arial" panose="020B0604020202020204" pitchFamily="34" charset="0"/>
             <a:cs typeface="Arial" panose="020B0604020202020204" pitchFamily="34" charset="0"/>
           </a:endParaRPr>
         </a:p>
       </dsp:txBody>
       <dsp:txXfrm>
-        <a:off x="3668298" y="1842023"/>
-        <a:ext cx="2428997" cy="795800"/>
+        <a:off x="3678187" y="2577778"/>
+        <a:ext cx="2409219" cy="1113666"/>
       </dsp:txXfrm>
     </dsp:sp>
   </dsp:spTree>
@@ -51705,7 +52255,7 @@
 </file>
 
 <file path=customXml/itemProps3.xml><?xml version="1.0" encoding="utf-8"?>
-<ds:datastoreItem xmlns:ds="http://schemas.openxmlformats.org/officeDocument/2006/customXml" ds:itemID="{788AA860-0539-4807-A544-BE17F031A618}"/>
+<ds:datastoreItem xmlns:ds="http://schemas.openxmlformats.org/officeDocument/2006/customXml" ds:itemID="{67C506DC-6C67-4114-A11F-46F1B53A9809}"/>
 </file>
 
 <file path=customXml/itemProps4.xml><?xml version="1.0" encoding="utf-8"?>
